--- a/Dokumente/Detailbeschreib/Detailbeschrieb_IPA_Manuel_Schibli.docx
+++ b/Dokumente/Detailbeschreib/Detailbeschrieb_IPA_Manuel_Schibli.docx
@@ -208,7 +208,7 @@
     </w:p>
     <w:p>
       <w:r>
-        <w:t xml:space="preserve">Die Erfassung </w:t>
+        <w:t xml:space="preserve">Erfassung </w:t>
       </w:r>
       <w:r>
         <w:t xml:space="preserve">der </w:t>
@@ -275,42 +275,6 @@
       </w:r>
       <w:r>
         <w:t xml:space="preserve"> </w:t>
-      </w:r>
-      <w:r>
-        <w:t>D</w:t>
-      </w:r>
-      <w:r>
-        <w:t xml:space="preserve">ie Applikation </w:t>
-      </w:r>
-      <w:r>
-        <w:t xml:space="preserve">bietet eine </w:t>
-      </w:r>
-      <w:r>
-        <w:t>F</w:t>
-      </w:r>
-      <w:r>
-        <w:t xml:space="preserve">unktion, </w:t>
-      </w:r>
-      <w:r>
-        <w:t>welche</w:t>
-      </w:r>
-      <w:r>
-        <w:t xml:space="preserve"> eingegangene </w:t>
-      </w:r>
-      <w:r>
-        <w:t>kritische</w:t>
-      </w:r>
-      <w:r>
-        <w:t xml:space="preserve"> Fehler dem Administrator</w:t>
-      </w:r>
-      <w:r>
-        <w:t xml:space="preserve"> per push-Notifikation</w:t>
-      </w:r>
-      <w:r>
-        <w:t xml:space="preserve"> mitteilen</w:t>
-      </w:r>
-      <w:r>
-        <w:t>.</w:t>
       </w:r>
     </w:p>
     <w:p>
@@ -318,135 +282,235 @@
         <w:pStyle w:val="berschrift2"/>
       </w:pPr>
       <w:r>
-        <w:t xml:space="preserve">Authentisierung und Autorisierung </w:t>
+        <w:t xml:space="preserve">Authentisierung </w:t>
       </w:r>
     </w:p>
     <w:p>
       <w:r>
-        <w:t xml:space="preserve">Nur Admins haben Zugriff sonst niemand. </w:t>
-      </w:r>
-      <w:r>
-        <w:t xml:space="preserve">2fa </w:t>
+        <w:t xml:space="preserve">Da nur Administratoren Zugriff auf dieses System haben, wird ein simples rollenbasiertes Zugriffsmodell mit Admin als einzige Nutzergruppe definiert. </w:t>
       </w:r>
     </w:p>
     <w:p>
       <w:pPr>
-        <w:pStyle w:val="berschrift2"/>
-      </w:pPr>
-      <w:r>
-        <w:t>Benutzeroberfläche</w:t>
+        <w:contextualSpacing w:val="0"/>
+      </w:pPr>
+      <w:r>
+        <w:br w:type="page"/>
       </w:r>
     </w:p>
     <w:p>
-      <w:r>
-        <w:t xml:space="preserve">UI hat mehrere hilfreiche Statistiken. Installation wird via Konsole gemacht.  Statische Webseite als UI. </w:t>
+      <w:pPr>
+        <w:pStyle w:val="berschrift2"/>
+      </w:pPr>
+      <w:r>
+        <w:lastRenderedPageBreak/>
+        <w:t>Benutzeroberfläche</w:t>
+      </w:r>
+      <w:r>
+        <w:t xml:space="preserve"> </w:t>
       </w:r>
     </w:p>
     <w:p>
-      <w:pPr>
-        <w:pStyle w:val="berschrift2"/>
-      </w:pPr>
-      <w:r>
-        <w:lastRenderedPageBreak/>
-        <w:t>Automatische Tests</w:t>
+      <w:r>
+        <w:t xml:space="preserve">Die Benutzeroberfläche besteht aus einem minimalistischen Dashboard, welches Echtzeit-Einblicke in die Protokoll Dateien ermöglicht. </w:t>
+      </w:r>
+      <w:r>
+        <w:t>D</w:t>
+      </w:r>
+      <w:r>
+        <w:t>ie</w:t>
+      </w:r>
+      <w:r>
+        <w:t xml:space="preserve"> Bedienung der Anwendung </w:t>
+      </w:r>
+      <w:r>
+        <w:t xml:space="preserve">ist </w:t>
+      </w:r>
+      <w:r>
+        <w:t>Webbasierend</w:t>
+      </w:r>
+      <w:r>
+        <w:t xml:space="preserve"> und </w:t>
+      </w:r>
+      <w:r>
+        <w:t>Metriken wie Gesundheit des Systems, verfügbarer Speicherplatz, Häufigkeit von Fehlern sowie Warnungen werden grafisch via Diagramme visualisiert.</w:t>
+      </w:r>
+      <w:r>
+        <w:t xml:space="preserve"> </w:t>
+      </w:r>
+      <w:r>
+        <w:t>Sowohl die Konfiguration als auch die Installation der Applikation erfolgen ausschlie</w:t>
+      </w:r>
+      <w:r>
+        <w:t>ss</w:t>
+      </w:r>
+      <w:r>
+        <w:t>lich über die Konsole.</w:t>
       </w:r>
     </w:p>
     <w:p>
-      <w:r>
-        <w:t xml:space="preserve">Alle Tests wurden vorher erstellt (TDD) </w:t>
+      <w:pPr>
+        <w:pStyle w:val="berschrift2"/>
+      </w:pPr>
+      <w:r>
+        <w:t>Automatische Tests</w:t>
       </w:r>
     </w:p>
     <w:p>
-      <w:pPr>
-        <w:pStyle w:val="berschrift2"/>
-      </w:pPr>
-      <w:r>
-        <w:t>Formatierung</w:t>
+      <w:r>
+        <w:t>Um die Zuverlässigkeit und Qualität des Systems zu gewährleisten, werden umfassende automatisierte Tests implementiert.</w:t>
+      </w:r>
+      <w:r>
+        <w:t xml:space="preserve"> </w:t>
+      </w:r>
+      <w:r>
+        <w:t xml:space="preserve">Unit-Tests validieren die Korrektheit der </w:t>
+      </w:r>
+      <w:r>
+        <w:t>Formatierungslogik</w:t>
+      </w:r>
+      <w:r>
+        <w:t>. Integrationstests prüfen die End-to-End-Pipeline von der Datenaufnahme über die API bis zur Speicherung und Abfrage. Performance-Tests stellen sicher, dass das System auch unter gro</w:t>
+      </w:r>
+      <w:r>
+        <w:t>ss</w:t>
+      </w:r>
+      <w:r>
+        <w:t>e</w:t>
+      </w:r>
+      <w:r>
+        <w:t>n</w:t>
+      </w:r>
+      <w:r>
+        <w:t xml:space="preserve"> Datenmengen responsiv bleibt.</w:t>
+      </w:r>
+      <w:r>
+        <w:t xml:space="preserve"> </w:t>
+      </w:r>
+      <w:r>
+        <w:t>Die Testfälle sowie deren Ergebnisse sind zu dokumentieren.</w:t>
       </w:r>
     </w:p>
     <w:p>
-      <w:r>
-        <w:t xml:space="preserve">Es wird ein eigener </w:t>
-      </w:r>
-      <w:proofErr w:type="spellStart"/>
-      <w:r>
-        <w:t>Formatter</w:t>
-      </w:r>
-      <w:proofErr w:type="spellEnd"/>
-      <w:r>
-        <w:t xml:space="preserve"> geschrieben welche</w:t>
-      </w:r>
-      <w:r>
-        <w:t xml:space="preserve">r nach </w:t>
-      </w:r>
-      <w:proofErr w:type="spellStart"/>
-      <w:r>
-        <w:t>anleitung</w:t>
-      </w:r>
-      <w:proofErr w:type="spellEnd"/>
-      <w:r>
-        <w:t xml:space="preserve"> von einem JSON </w:t>
-      </w:r>
-      <w:proofErr w:type="spellStart"/>
-      <w:r>
-        <w:t>format</w:t>
-      </w:r>
-      <w:proofErr w:type="spellEnd"/>
-      <w:r>
-        <w:t xml:space="preserve"> formatiert &lt;- lol</w:t>
+      <w:pPr>
+        <w:pStyle w:val="berschrift2"/>
+      </w:pPr>
+      <w:r>
+        <w:t>Formatierung</w:t>
       </w:r>
     </w:p>
     <w:p>
-      <w:pPr>
-        <w:pStyle w:val="berschrift2"/>
-      </w:pPr>
-      <w:r>
-        <w:t>Such</w:t>
-      </w:r>
-      <w:r>
-        <w:t xml:space="preserve"> und Filter</w:t>
-      </w:r>
-      <w:r>
-        <w:t>funktion</w:t>
+      <w:r>
+        <w:t xml:space="preserve">Formatierung jeglicher </w:t>
+      </w:r>
+      <w:r>
+        <w:t xml:space="preserve">Protokolle </w:t>
+      </w:r>
+      <w:r>
+        <w:t xml:space="preserve">können selbst angepasst </w:t>
+      </w:r>
+      <w:r>
+        <w:t xml:space="preserve">werden. </w:t>
+      </w:r>
+      <w:r>
+        <w:t xml:space="preserve">Nach Standardeinstellung werden </w:t>
+      </w:r>
+      <w:r>
+        <w:t xml:space="preserve">Einträge </w:t>
+      </w:r>
+      <w:r>
+        <w:t xml:space="preserve">bereits </w:t>
+      </w:r>
+      <w:r>
+        <w:t>in ein einheitliches Schema überführt, das Felder</w:t>
+      </w:r>
+      <w:r>
+        <w:t xml:space="preserve"> </w:t>
+      </w:r>
+      <w:r>
+        <w:t xml:space="preserve">wie </w:t>
+      </w:r>
+      <w:r>
+        <w:t>Zeit</w:t>
+      </w:r>
+      <w:r>
+        <w:t xml:space="preserve">, </w:t>
+      </w:r>
+      <w:r>
+        <w:t>Wichtigkeit</w:t>
+      </w:r>
+      <w:r>
+        <w:t xml:space="preserve">, </w:t>
+      </w:r>
+      <w:r>
+        <w:t>Nachricht</w:t>
+      </w:r>
+      <w:r>
+        <w:t xml:space="preserve">, </w:t>
+      </w:r>
+      <w:r>
+        <w:t>Service</w:t>
+      </w:r>
+      <w:r>
+        <w:t xml:space="preserve">, und </w:t>
+      </w:r>
+      <w:r>
+        <w:t>Kontext</w:t>
+      </w:r>
+      <w:r>
+        <w:t xml:space="preserve"> enthält.</w:t>
+      </w:r>
+      <w:r>
+        <w:t xml:space="preserve"> Um ein eigenes Logschema zu erstellen, muss die Autogenerierte JSON-Datei, im Pfad der Installierten Applikation angepasst werden</w:t>
+      </w:r>
+      <w:r>
+        <w:t xml:space="preserve">. </w:t>
+      </w:r>
+      <w:r>
+        <w:t xml:space="preserve">Nach Anpassung und Neustart der Applikation, werden alle bereits vorhanden sowie Eingehenden Protokolle nach Angaben formatiert. </w:t>
       </w:r>
     </w:p>
     <w:p>
-      <w:r>
-        <w:t xml:space="preserve">Man kann nach </w:t>
-      </w:r>
-      <w:proofErr w:type="spellStart"/>
-      <w:r>
-        <w:t>datum</w:t>
-      </w:r>
-      <w:proofErr w:type="spellEnd"/>
-      <w:r>
-        <w:t xml:space="preserve">, </w:t>
-      </w:r>
-      <w:proofErr w:type="spellStart"/>
-      <w:r>
-        <w:t>namen</w:t>
-      </w:r>
-      <w:proofErr w:type="spellEnd"/>
-      <w:r>
-        <w:t xml:space="preserve">, </w:t>
-      </w:r>
-      <w:proofErr w:type="spellStart"/>
-      <w:r>
-        <w:t>severity</w:t>
-      </w:r>
-      <w:proofErr w:type="spellEnd"/>
-      <w:r>
-        <w:t xml:space="preserve"> suchen oder filtern. </w:t>
-      </w:r>
-      <w:proofErr w:type="spellStart"/>
-      <w:r>
-        <w:t>Regex</w:t>
-      </w:r>
-      <w:proofErr w:type="spellEnd"/>
-      <w:r>
-        <w:t xml:space="preserve"> ist erlaubt</w:t>
+      <w:pPr>
+        <w:pStyle w:val="berschrift2"/>
+      </w:pPr>
+      <w:r>
+        <w:t>Such</w:t>
+      </w:r>
+      <w:r>
+        <w:t xml:space="preserve"> und </w:t>
+      </w:r>
+      <w:r>
+        <w:t>Filter</w:t>
+      </w:r>
+      <w:r>
+        <w:t>funktion</w:t>
       </w:r>
     </w:p>
+    <w:p>
+      <w:r>
+        <w:t>Die Suchfunktion ist das Herzstück des Systems und ermöglicht es Administratoren, relevante Protokolle innerhalb weniger Sekunden</w:t>
+      </w:r>
+      <w:r>
+        <w:t xml:space="preserve"> mittels </w:t>
+      </w:r>
+      <w:r>
+        <w:t>strukturierter Filterung</w:t>
+      </w:r>
+      <w:r>
+        <w:t xml:space="preserve"> oder Textsuche</w:t>
+      </w:r>
+      <w:r>
+        <w:t xml:space="preserve"> zu finden</w:t>
+      </w:r>
+      <w:r>
+        <w:t>.</w:t>
+      </w:r>
+      <w:r>
+        <w:t xml:space="preserve"> </w:t>
+      </w:r>
+    </w:p>
+    <w:p/>
     <w:p>
       <w:pPr>
         <w:pStyle w:val="berschrift2"/>
@@ -561,9 +625,34 @@
     </w:p>
     <w:p>
       <w:pPr>
+        <w:pStyle w:val="Listenabsatz"/>
+        <w:numPr>
+          <w:ilvl w:val="0"/>
+          <w:numId w:val="46"/>
+        </w:numPr>
+      </w:pPr>
+      <w:r>
+        <w:t>Externer Zugriff</w:t>
+      </w:r>
+    </w:p>
+    <w:p>
+      <w:pPr>
+        <w:pStyle w:val="Listenabsatz"/>
+        <w:numPr>
+          <w:ilvl w:val="0"/>
+          <w:numId w:val="46"/>
+        </w:numPr>
+      </w:pPr>
+      <w:r>
+        <w:t>Benutzerdefinierte Backup-/Rollback Funktion</w:t>
+      </w:r>
+    </w:p>
+    <w:p>
+      <w:pPr>
         <w:pStyle w:val="berschrift2"/>
       </w:pPr>
       <w:r>
+        <w:lastRenderedPageBreak/>
         <w:t>Lieferobjekte</w:t>
       </w:r>
     </w:p>
@@ -576,15 +665,22 @@
         </w:numPr>
       </w:pPr>
       <w:r>
-        <w:t>GitHub-</w:t>
-      </w:r>
-      <w:proofErr w:type="spellStart"/>
-      <w:r>
-        <w:t>Monorepository</w:t>
-      </w:r>
-      <w:proofErr w:type="spellEnd"/>
-      <w:r>
-        <w:t>: Versionierter Quellcode, kommentiert und strukturiert nach Klassendiagramm</w:t>
+        <w:t xml:space="preserve">GitHub-Monorepository: </w:t>
+      </w:r>
+      <w:r>
+        <w:t>K</w:t>
+      </w:r>
+      <w:r>
+        <w:t>ommentiert</w:t>
+      </w:r>
+      <w:r>
+        <w:t>er und v</w:t>
+      </w:r>
+      <w:r>
+        <w:t>ersionierter Quellcode</w:t>
+      </w:r>
+      <w:r>
+        <w:t xml:space="preserve"> </w:t>
       </w:r>
     </w:p>
     <w:p>
@@ -598,11 +694,9 @@
       <w:r>
         <w:t xml:space="preserve">Datenbank: PostgreSQL inkl. aller </w:t>
       </w:r>
-      <w:proofErr w:type="spellStart"/>
-      <w:r>
-        <w:t>Migrations</w:t>
-      </w:r>
-      <w:proofErr w:type="spellEnd"/>
+      <w:r>
+        <w:t>Migrationen</w:t>
+      </w:r>
       <w:r>
         <w:t xml:space="preserve"> von EF-Core</w:t>
       </w:r>
@@ -616,7 +710,13 @@
         </w:numPr>
       </w:pPr>
       <w:r>
-        <w:t>Benutzerhandbuch: Bedienungsanleitung + Readme.md Dokumentation für GitHub</w:t>
+        <w:t xml:space="preserve">Benutzerhandbuch: </w:t>
+      </w:r>
+      <w:r>
+        <w:t xml:space="preserve">Usergerechte </w:t>
+      </w:r>
+      <w:r>
+        <w:t xml:space="preserve">Bedienungsanleitung </w:t>
       </w:r>
     </w:p>
     <w:p>
@@ -640,35 +740,23 @@
         </w:numPr>
       </w:pPr>
       <w:r>
-        <w:t xml:space="preserve">Testkonzept: Automatisierte Tests </w:t>
-      </w:r>
-      <w:r>
-        <w:t>zur Abdeckung von</w:t>
-      </w:r>
-      <w:r>
-        <w:t xml:space="preserve"> </w:t>
-      </w:r>
-      <w:r>
-        <w:t>Authentisierung</w:t>
-      </w:r>
-      <w:r>
-        <w:t xml:space="preserve">, </w:t>
+        <w:t>Test</w:t>
+      </w:r>
+      <w:r>
+        <w:t>s</w:t>
+      </w:r>
+      <w:r>
+        <w:t>: Automatisierte Tests</w:t>
+      </w:r>
+      <w:r>
+        <w:t xml:space="preserve"> nach Testkonzept der IPA-Dokumentation</w:t>
       </w:r>
     </w:p>
     <w:p>
       <w:pPr>
-        <w:contextualSpacing w:val="0"/>
-      </w:pPr>
-      <w:r>
-        <w:br w:type="page"/>
-      </w:r>
-    </w:p>
-    <w:p>
-      <w:pPr>
         <w:pStyle w:val="berschrift2"/>
       </w:pPr>
       <w:r>
-        <w:lastRenderedPageBreak/>
         <w:t>Konzeptionierung</w:t>
       </w:r>
     </w:p>
@@ -783,7 +871,13 @@
         </w:numPr>
       </w:pPr>
       <w:r>
-        <w:t>Festlegung der Testabdeckung für kritische Workflows</w:t>
+        <w:t>Festlegung der Test</w:t>
+      </w:r>
+      <w:r>
+        <w:t>s</w:t>
+      </w:r>
+      <w:r>
+        <w:t xml:space="preserve"> für kritische Workflows</w:t>
       </w:r>
     </w:p>
     <w:p>
@@ -807,7 +901,7 @@
         </w:numPr>
       </w:pPr>
       <w:r>
-        <w:t>Berechtigung für externen Zugriff</w:t>
+        <w:t>Risiken beurteilen und definieren</w:t>
       </w:r>
     </w:p>
     <w:p>
@@ -819,7 +913,25 @@
         </w:numPr>
       </w:pPr>
       <w:r>
-        <w:t>Risiken beurteilen und definieren</w:t>
+        <w:t xml:space="preserve">Festlegung der </w:t>
+      </w:r>
+      <w:r>
+        <w:t xml:space="preserve">Massnahmen </w:t>
+      </w:r>
+      <w:r>
+        <w:t>für Informationssicherheit (ISDS)</w:t>
+      </w:r>
+    </w:p>
+    <w:p>
+      <w:pPr>
+        <w:pStyle w:val="Listenabsatz"/>
+        <w:numPr>
+          <w:ilvl w:val="0"/>
+          <w:numId w:val="35"/>
+        </w:numPr>
+      </w:pPr>
+      <w:r>
+        <w:t>Einführungskonzept</w:t>
       </w:r>
     </w:p>
     <w:p>
@@ -831,13 +943,13 @@
         </w:numPr>
       </w:pPr>
       <w:r>
-        <w:t xml:space="preserve">Festlegung der </w:t>
-      </w:r>
-      <w:r>
-        <w:t xml:space="preserve">Massnahmen </w:t>
-      </w:r>
-      <w:r>
-        <w:t>für Informationssicherheit (ISDS)</w:t>
+        <w:t>Definition für d</w:t>
+      </w:r>
+      <w:r>
+        <w:t>en Implementierungsvorgang</w:t>
+      </w:r>
+      <w:r>
+        <w:t xml:space="preserve"> und die Einführungsmassnahmen </w:t>
       </w:r>
     </w:p>
     <w:p>
@@ -849,7 +961,7 @@
         </w:numPr>
       </w:pPr>
       <w:r>
-        <w:t>Einführungskonzept</w:t>
+        <w:t>Mockups/Wireframes</w:t>
       </w:r>
     </w:p>
     <w:p>
@@ -861,37 +973,10 @@
         </w:numPr>
       </w:pPr>
       <w:r>
-        <w:t>Definition für d</w:t>
-      </w:r>
-      <w:r>
-        <w:t>en Implementierungsvorgang</w:t>
-      </w:r>
-      <w:r>
-        <w:t xml:space="preserve"> und die Einführungsmassnahmen </w:t>
-      </w:r>
-    </w:p>
-    <w:p>
-      <w:pPr>
-        <w:pStyle w:val="Listenabsatz"/>
-        <w:numPr>
-          <w:ilvl w:val="0"/>
-          <w:numId w:val="35"/>
-        </w:numPr>
-      </w:pPr>
-      <w:r>
-        <w:t>Mockups/Wireframes</w:t>
-      </w:r>
-    </w:p>
-    <w:p>
-      <w:pPr>
-        <w:pStyle w:val="Listenabsatz"/>
-        <w:numPr>
-          <w:ilvl w:val="1"/>
-          <w:numId w:val="35"/>
-        </w:numPr>
-      </w:pPr>
-      <w:r>
-        <w:t>Konzeptionierung der UI und ihre Spezifikationen</w:t>
+        <w:t>UI und ihre Spezifikationen</w:t>
+      </w:r>
+      <w:r>
+        <w:t xml:space="preserve"> definieren</w:t>
       </w:r>
     </w:p>
     <w:p>
@@ -973,13 +1058,8 @@
           <w:numId w:val="40"/>
         </w:numPr>
       </w:pPr>
-      <w:proofErr w:type="spellStart"/>
-      <w:r>
-        <w:t>Dependency</w:t>
-      </w:r>
-      <w:proofErr w:type="spellEnd"/>
-      <w:r>
-        <w:t xml:space="preserve"> Injection Logik </w:t>
+      <w:r>
+        <w:t xml:space="preserve">Dependency Injection Logik </w:t>
       </w:r>
     </w:p>
     <w:p>
@@ -1020,11 +1100,9 @@
           <w:numId w:val="40"/>
         </w:numPr>
       </w:pPr>
-      <w:proofErr w:type="spellStart"/>
       <w:r>
         <w:t>OpenAPI</w:t>
       </w:r>
-      <w:proofErr w:type="spellEnd"/>
       <w:r>
         <w:t>-Bibliothek</w:t>
       </w:r>
@@ -1064,6 +1142,1417 @@
       <w:r>
         <w:t>Der Sicherheitsstandard für dieses Projekt richtet sich nach offiziellen Vorgaben der ISO/IEC 27001.</w:t>
       </w:r>
+      <w:r>
+        <w:br w:type="page"/>
+      </w:r>
+    </w:p>
+    <w:p>
+      <w:pPr>
+        <w:pStyle w:val="berschrift1"/>
+      </w:pPr>
+      <w:r>
+        <w:lastRenderedPageBreak/>
+        <w:t>Mittel und Methoden</w:t>
+      </w:r>
+    </w:p>
+    <w:p>
+      <w:pPr>
+        <w:pStyle w:val="berschrift2"/>
+      </w:pPr>
+      <w:r>
+        <w:t>Software</w:t>
+      </w:r>
+    </w:p>
+    <w:p>
+      <w:r>
+        <w:t>Hypervisor: XCP-NG 8.3</w:t>
+      </w:r>
+    </w:p>
+    <w:p>
+      <w:r>
+        <w:t xml:space="preserve">OS: Windows 11 25H2, Arch Linux </w:t>
+      </w:r>
+      <w:r>
+        <w:t>2026.03.01</w:t>
+      </w:r>
+      <w:r>
+        <w:t>, Ubuntu 22.04</w:t>
+      </w:r>
+    </w:p>
+    <w:p>
+      <w:pPr>
+        <w:rPr>
+          <w:rStyle w:val="Fett"/>
+          <w:b w:val="0"/>
+          <w:bCs w:val="0"/>
+        </w:rPr>
+      </w:pPr>
+      <w:r>
+        <w:rPr>
+          <w:rStyle w:val="Fett"/>
+          <w:b w:val="0"/>
+          <w:bCs w:val="0"/>
+        </w:rPr>
+        <w:t>Softwarelizenzen: Windows 11 Pro</w:t>
+      </w:r>
+      <w:r>
+        <w:t>, Microsoft Office 365</w:t>
+      </w:r>
+    </w:p>
+    <w:p>
+      <w:pPr>
+        <w:rPr>
+          <w:lang w:val="en-GB"/>
+        </w:rPr>
+      </w:pPr>
+      <w:r>
+        <w:rPr>
+          <w:lang w:val="en-GB"/>
+        </w:rPr>
+        <w:t xml:space="preserve">Backup: GitHub </w:t>
+      </w:r>
+      <w:r>
+        <w:rPr>
+          <w:lang w:val="en-GB"/>
+        </w:rPr>
+        <w:t>Monorepository</w:t>
+      </w:r>
+      <w:r>
+        <w:rPr>
+          <w:lang w:val="en-GB"/>
+        </w:rPr>
+        <w:t xml:space="preserve">, GitHub actions, Git, </w:t>
+      </w:r>
+      <w:r>
+        <w:rPr>
+          <w:lang w:val="en-GB"/>
+        </w:rPr>
+        <w:t xml:space="preserve">Microsoft </w:t>
+      </w:r>
+      <w:r>
+        <w:rPr>
+          <w:lang w:val="en-GB"/>
+        </w:rPr>
+        <w:t xml:space="preserve">OneDrive </w:t>
+      </w:r>
+      <w:r>
+        <w:rPr>
+          <w:lang w:val="en-GB"/>
+        </w:rPr>
+        <w:t>und Office</w:t>
+      </w:r>
+      <w:r>
+        <w:rPr>
+          <w:lang w:val="en-GB"/>
+        </w:rPr>
+        <w:t xml:space="preserve"> 365</w:t>
+      </w:r>
+    </w:p>
+    <w:p>
+      <w:r>
+        <w:t>Entwicklungsumgebung: Neovim 0.11, Jetbrains RustRover 3.4, Jetbrains Rider 3.3</w:t>
+      </w:r>
+    </w:p>
+    <w:p>
+      <w:pPr>
+        <w:pStyle w:val="berschrift2"/>
+      </w:pPr>
+      <w:r>
+        <w:t>Hardware</w:t>
+      </w:r>
+    </w:p>
+    <w:p>
+      <w:pPr>
+        <w:rPr>
+          <w:lang w:val="en-GB"/>
+        </w:rPr>
+      </w:pPr>
+      <w:r>
+        <w:rPr>
+          <w:lang w:val="en-GB"/>
+        </w:rPr>
+        <w:t>Server: Hypervisor-Host: HP Workstation (Z440)</w:t>
+      </w:r>
+    </w:p>
+    <w:p>
+      <w:r>
+        <w:t>Laptop: Klixa-BZ intern</w:t>
+      </w:r>
+      <w:r>
+        <w:t>er</w:t>
+      </w:r>
+      <w:r>
+        <w:t xml:space="preserve"> HP-Laptop </w:t>
+      </w:r>
+    </w:p>
+    <w:p>
+      <w:pPr>
+        <w:pStyle w:val="berschrift1"/>
+      </w:pPr>
+      <w:r>
+        <w:t>Vorarbeiten</w:t>
+      </w:r>
+    </w:p>
+    <w:p>
+      <w:pPr>
+        <w:pStyle w:val="Listenabsatz"/>
+        <w:numPr>
+          <w:ilvl w:val="0"/>
+          <w:numId w:val="41"/>
+        </w:numPr>
+        <w:contextualSpacing w:val="0"/>
+      </w:pPr>
+      <w:r>
+        <w:t>Aufsetzen des Hypervisor Servers</w:t>
+      </w:r>
+    </w:p>
+    <w:p>
+      <w:pPr>
+        <w:pStyle w:val="Listenabsatz"/>
+        <w:numPr>
+          <w:ilvl w:val="0"/>
+          <w:numId w:val="41"/>
+        </w:numPr>
+        <w:contextualSpacing w:val="0"/>
+      </w:pPr>
+      <w:r>
+        <w:t>Arch Linux nach Präferenzen des Lehrlings, für eine Coding Umgebung eingerichtet</w:t>
+      </w:r>
+    </w:p>
+    <w:p>
+      <w:pPr>
+        <w:pStyle w:val="Listenabsatz"/>
+        <w:numPr>
+          <w:ilvl w:val="0"/>
+          <w:numId w:val="41"/>
+        </w:numPr>
+        <w:contextualSpacing w:val="0"/>
+      </w:pPr>
+      <w:r>
+        <w:t xml:space="preserve">IPA-Dokumentvorlage und grober Zeitplan </w:t>
+      </w:r>
+    </w:p>
+    <w:p>
+      <w:pPr>
+        <w:pStyle w:val="berschrift1"/>
+      </w:pPr>
+      <w:r>
+        <w:t>Neue Lerninhalte</w:t>
+      </w:r>
+    </w:p>
+    <w:p>
+      <w:pPr>
+        <w:pStyle w:val="Listenabsatz"/>
+        <w:numPr>
+          <w:ilvl w:val="0"/>
+          <w:numId w:val="42"/>
+        </w:numPr>
+      </w:pPr>
+      <w:r>
+        <w:t>Implementierung von EF-Core in einem kritischen System</w:t>
+      </w:r>
+    </w:p>
+    <w:p>
+      <w:pPr>
+        <w:pStyle w:val="Listenabsatz"/>
+        <w:numPr>
+          <w:ilvl w:val="0"/>
+          <w:numId w:val="42"/>
+        </w:numPr>
+      </w:pPr>
+      <w:r>
+        <w:t>Entwicklungsmethode nach TDD</w:t>
+      </w:r>
+    </w:p>
+    <w:p>
+      <w:pPr>
+        <w:pStyle w:val="Listenabsatz"/>
+        <w:numPr>
+          <w:ilvl w:val="0"/>
+          <w:numId w:val="42"/>
+        </w:numPr>
+      </w:pPr>
+      <w:r>
+        <w:t>OpenAPI Dokumentation und Implementierung</w:t>
+      </w:r>
+    </w:p>
+    <w:p>
+      <w:pPr>
+        <w:contextualSpacing w:val="0"/>
+      </w:pPr>
+      <w:r>
+        <w:br w:type="page"/>
+      </w:r>
+    </w:p>
+    <w:p>
+      <w:pPr>
+        <w:pStyle w:val="berschrift1"/>
+      </w:pPr>
+      <w:r>
+        <w:lastRenderedPageBreak/>
+        <w:t>Grober Zeitplan</w:t>
+      </w:r>
+    </w:p>
+    <w:p/>
+    <w:tbl>
+      <w:tblPr>
+        <w:tblStyle w:val="Tabellenraster"/>
+        <w:tblW w:w="0" w:type="auto"/>
+        <w:tblLook w:val="04A0" w:firstRow="1" w:lastRow="0" w:firstColumn="1" w:lastColumn="0" w:noHBand="0" w:noVBand="1"/>
+      </w:tblPr>
+      <w:tblGrid>
+        <w:gridCol w:w="3020"/>
+        <w:gridCol w:w="661"/>
+        <w:gridCol w:w="2268"/>
+      </w:tblGrid>
+      <w:tr>
+        <w:tc>
+          <w:tcPr>
+            <w:tcW w:w="3020" w:type="dxa"/>
+          </w:tcPr>
+          <w:p>
+            <w:pPr>
+              <w:rPr>
+                <w:b/>
+                <w:bCs/>
+              </w:rPr>
+            </w:pPr>
+            <w:r>
+              <w:rPr>
+                <w:b/>
+                <w:bCs/>
+              </w:rPr>
+              <w:t>Analyse und Konzept</w:t>
+            </w:r>
+          </w:p>
+        </w:tc>
+        <w:tc>
+          <w:tcPr>
+            <w:tcW w:w="661" w:type="dxa"/>
+          </w:tcPr>
+          <w:p>
+            <w:pPr>
+              <w:rPr>
+                <w:b/>
+                <w:bCs/>
+              </w:rPr>
+            </w:pPr>
+            <w:r>
+              <w:rPr>
+                <w:b/>
+                <w:bCs/>
+              </w:rPr>
+              <w:t>2</w:t>
+            </w:r>
+            <w:r>
+              <w:rPr>
+                <w:b/>
+                <w:bCs/>
+              </w:rPr>
+              <w:t>4</w:t>
+            </w:r>
+            <w:r>
+              <w:rPr>
+                <w:b/>
+                <w:bCs/>
+              </w:rPr>
+              <w:t>h</w:t>
+            </w:r>
+          </w:p>
+        </w:tc>
+        <w:tc>
+          <w:tcPr>
+            <w:tcW w:w="2268" w:type="dxa"/>
+          </w:tcPr>
+          <w:p>
+            <w:pPr>
+              <w:rPr>
+                <w:b/>
+                <w:bCs/>
+              </w:rPr>
+            </w:pPr>
+            <w:r>
+              <w:rPr>
+                <w:b/>
+                <w:bCs/>
+              </w:rPr>
+              <w:t xml:space="preserve">Von Tag </w:t>
+            </w:r>
+            <w:r>
+              <w:rPr>
+                <w:b/>
+                <w:bCs/>
+              </w:rPr>
+              <w:t>1</w:t>
+            </w:r>
+            <w:r>
+              <w:rPr>
+                <w:b/>
+                <w:bCs/>
+              </w:rPr>
+              <w:t xml:space="preserve"> bis Tag </w:t>
+            </w:r>
+            <w:r>
+              <w:rPr>
+                <w:b/>
+                <w:bCs/>
+              </w:rPr>
+              <w:t>3</w:t>
+            </w:r>
+          </w:p>
+        </w:tc>
+      </w:tr>
+      <w:tr>
+        <w:tc>
+          <w:tcPr>
+            <w:tcW w:w="3020" w:type="dxa"/>
+          </w:tcPr>
+          <w:p>
+            <w:r>
+              <w:t xml:space="preserve">Anforderungsanalyse </w:t>
+            </w:r>
+          </w:p>
+        </w:tc>
+        <w:tc>
+          <w:tcPr>
+            <w:tcW w:w="661" w:type="dxa"/>
+          </w:tcPr>
+          <w:p>
+            <w:r>
+              <w:t>5h</w:t>
+            </w:r>
+          </w:p>
+        </w:tc>
+        <w:tc>
+          <w:tcPr>
+            <w:tcW w:w="2268" w:type="dxa"/>
+          </w:tcPr>
+          <w:p>
+            <w:r>
+              <w:t>Tag 1</w:t>
+            </w:r>
+          </w:p>
+        </w:tc>
+      </w:tr>
+      <w:tr>
+        <w:tc>
+          <w:tcPr>
+            <w:tcW w:w="3020" w:type="dxa"/>
+          </w:tcPr>
+          <w:p>
+            <w:r>
+              <w:t xml:space="preserve">ERM-Design </w:t>
+            </w:r>
+          </w:p>
+        </w:tc>
+        <w:tc>
+          <w:tcPr>
+            <w:tcW w:w="661" w:type="dxa"/>
+          </w:tcPr>
+          <w:p>
+            <w:r>
+              <w:t>2h</w:t>
+            </w:r>
+          </w:p>
+        </w:tc>
+        <w:tc>
+          <w:tcPr>
+            <w:tcW w:w="2268" w:type="dxa"/>
+          </w:tcPr>
+          <w:p>
+            <w:r>
+              <w:t xml:space="preserve">Tag 1 </w:t>
+            </w:r>
+          </w:p>
+        </w:tc>
+      </w:tr>
+      <w:tr>
+        <w:tc>
+          <w:tcPr>
+            <w:tcW w:w="3020" w:type="dxa"/>
+          </w:tcPr>
+          <w:p>
+            <w:r>
+              <w:t xml:space="preserve">Klassendiagramm </w:t>
+            </w:r>
+          </w:p>
+        </w:tc>
+        <w:tc>
+          <w:tcPr>
+            <w:tcW w:w="661" w:type="dxa"/>
+          </w:tcPr>
+          <w:p>
+            <w:r>
+              <w:t>2h</w:t>
+            </w:r>
+          </w:p>
+        </w:tc>
+        <w:tc>
+          <w:tcPr>
+            <w:tcW w:w="2268" w:type="dxa"/>
+          </w:tcPr>
+          <w:p>
+            <w:r>
+              <w:t>Tag 1, Tag 2</w:t>
+            </w:r>
+          </w:p>
+        </w:tc>
+      </w:tr>
+      <w:tr>
+        <w:tc>
+          <w:tcPr>
+            <w:tcW w:w="3020" w:type="dxa"/>
+          </w:tcPr>
+          <w:p>
+            <w:r>
+              <w:t xml:space="preserve">Wireframe </w:t>
+            </w:r>
+          </w:p>
+        </w:tc>
+        <w:tc>
+          <w:tcPr>
+            <w:tcW w:w="661" w:type="dxa"/>
+          </w:tcPr>
+          <w:p>
+            <w:r>
+              <w:t>2h</w:t>
+            </w:r>
+          </w:p>
+        </w:tc>
+        <w:tc>
+          <w:tcPr>
+            <w:tcW w:w="2268" w:type="dxa"/>
+          </w:tcPr>
+          <w:p>
+            <w:r>
+              <w:t xml:space="preserve">Tag 2 </w:t>
+            </w:r>
+          </w:p>
+        </w:tc>
+      </w:tr>
+      <w:tr>
+        <w:tc>
+          <w:tcPr>
+            <w:tcW w:w="3020" w:type="dxa"/>
+          </w:tcPr>
+          <w:p>
+            <w:r>
+              <w:t xml:space="preserve">Sicherheitskonzept </w:t>
+            </w:r>
+          </w:p>
+        </w:tc>
+        <w:tc>
+          <w:tcPr>
+            <w:tcW w:w="661" w:type="dxa"/>
+          </w:tcPr>
+          <w:p>
+            <w:r>
+              <w:t>2h</w:t>
+            </w:r>
+          </w:p>
+        </w:tc>
+        <w:tc>
+          <w:tcPr>
+            <w:tcW w:w="2268" w:type="dxa"/>
+          </w:tcPr>
+          <w:p>
+            <w:r>
+              <w:t>Tag 2</w:t>
+            </w:r>
+          </w:p>
+        </w:tc>
+      </w:tr>
+      <w:tr>
+        <w:tc>
+          <w:tcPr>
+            <w:tcW w:w="3020" w:type="dxa"/>
+          </w:tcPr>
+          <w:p>
+            <w:r>
+              <w:t>Einführungskonzept</w:t>
+            </w:r>
+          </w:p>
+        </w:tc>
+        <w:tc>
+          <w:tcPr>
+            <w:tcW w:w="661" w:type="dxa"/>
+          </w:tcPr>
+          <w:p>
+            <w:r>
+              <w:t>3h</w:t>
+            </w:r>
+          </w:p>
+        </w:tc>
+        <w:tc>
+          <w:tcPr>
+            <w:tcW w:w="2268" w:type="dxa"/>
+          </w:tcPr>
+          <w:p>
+            <w:r>
+              <w:t>Tag 2</w:t>
+            </w:r>
+          </w:p>
+        </w:tc>
+      </w:tr>
+      <w:tr>
+        <w:tc>
+          <w:tcPr>
+            <w:tcW w:w="3020" w:type="dxa"/>
+          </w:tcPr>
+          <w:p>
+            <w:r>
+              <w:t>Testkonzept</w:t>
+            </w:r>
+          </w:p>
+        </w:tc>
+        <w:tc>
+          <w:tcPr>
+            <w:tcW w:w="661" w:type="dxa"/>
+          </w:tcPr>
+          <w:p>
+            <w:r>
+              <w:t>4h</w:t>
+            </w:r>
+          </w:p>
+        </w:tc>
+        <w:tc>
+          <w:tcPr>
+            <w:tcW w:w="2268" w:type="dxa"/>
+          </w:tcPr>
+          <w:p>
+            <w:r>
+              <w:t xml:space="preserve">Tag 3 </w:t>
+            </w:r>
+          </w:p>
+        </w:tc>
+      </w:tr>
+      <w:tr>
+        <w:tc>
+          <w:tcPr>
+            <w:tcW w:w="3020" w:type="dxa"/>
+          </w:tcPr>
+          <w:p>
+            <w:r>
+              <w:t>Zusätzliche Dokumentation</w:t>
+            </w:r>
+          </w:p>
+        </w:tc>
+        <w:tc>
+          <w:tcPr>
+            <w:tcW w:w="661" w:type="dxa"/>
+          </w:tcPr>
+          <w:p>
+            <w:r>
+              <w:t>2h</w:t>
+            </w:r>
+          </w:p>
+        </w:tc>
+        <w:tc>
+          <w:tcPr>
+            <w:tcW w:w="2268" w:type="dxa"/>
+          </w:tcPr>
+          <w:p>
+            <w:r>
+              <w:t>-------</w:t>
+            </w:r>
+          </w:p>
+        </w:tc>
+      </w:tr>
+      <w:tr>
+        <w:tc>
+          <w:tcPr>
+            <w:tcW w:w="3020" w:type="dxa"/>
+          </w:tcPr>
+          <w:p>
+            <w:r>
+              <w:t>Reserve</w:t>
+            </w:r>
+          </w:p>
+        </w:tc>
+        <w:tc>
+          <w:tcPr>
+            <w:tcW w:w="661" w:type="dxa"/>
+          </w:tcPr>
+          <w:p>
+            <w:r>
+              <w:t>2h</w:t>
+            </w:r>
+          </w:p>
+        </w:tc>
+        <w:tc>
+          <w:tcPr>
+            <w:tcW w:w="2268" w:type="dxa"/>
+          </w:tcPr>
+          <w:p>
+            <w:r>
+              <w:t>-------</w:t>
+            </w:r>
+          </w:p>
+        </w:tc>
+      </w:tr>
+    </w:tbl>
+    <w:p>
+      <w:pPr>
+        <w:rPr>
+          <w:b/>
+          <w:bCs/>
+        </w:rPr>
+      </w:pPr>
+    </w:p>
+    <w:tbl>
+      <w:tblPr>
+        <w:tblStyle w:val="Tabellenraster"/>
+        <w:tblW w:w="0" w:type="auto"/>
+        <w:tblLook w:val="04A0" w:firstRow="1" w:lastRow="0" w:firstColumn="1" w:lastColumn="0" w:noHBand="0" w:noVBand="1"/>
+      </w:tblPr>
+      <w:tblGrid>
+        <w:gridCol w:w="3020"/>
+        <w:gridCol w:w="661"/>
+        <w:gridCol w:w="2268"/>
+      </w:tblGrid>
+      <w:tr>
+        <w:tc>
+          <w:tcPr>
+            <w:tcW w:w="3020" w:type="dxa"/>
+          </w:tcPr>
+          <w:p>
+            <w:pPr>
+              <w:rPr>
+                <w:b/>
+                <w:bCs/>
+              </w:rPr>
+            </w:pPr>
+            <w:r>
+              <w:rPr>
+                <w:b/>
+                <w:bCs/>
+              </w:rPr>
+              <w:t>Kernfunktionen</w:t>
+            </w:r>
+          </w:p>
+        </w:tc>
+        <w:tc>
+          <w:tcPr>
+            <w:tcW w:w="661" w:type="dxa"/>
+          </w:tcPr>
+          <w:p>
+            <w:pPr>
+              <w:rPr>
+                <w:b/>
+                <w:bCs/>
+              </w:rPr>
+            </w:pPr>
+            <w:r>
+              <w:rPr>
+                <w:b/>
+                <w:bCs/>
+              </w:rPr>
+              <w:t>30h</w:t>
+            </w:r>
+          </w:p>
+        </w:tc>
+        <w:tc>
+          <w:tcPr>
+            <w:tcW w:w="2268" w:type="dxa"/>
+          </w:tcPr>
+          <w:p>
+            <w:pPr>
+              <w:rPr>
+                <w:b/>
+                <w:bCs/>
+              </w:rPr>
+            </w:pPr>
+            <w:r>
+              <w:rPr>
+                <w:b/>
+                <w:bCs/>
+              </w:rPr>
+              <w:t>Von Tag 4 bis Tag 6</w:t>
+            </w:r>
+          </w:p>
+        </w:tc>
+      </w:tr>
+      <w:tr>
+        <w:tc>
+          <w:tcPr>
+            <w:tcW w:w="3020" w:type="dxa"/>
+          </w:tcPr>
+          <w:p>
+            <w:r>
+              <w:t>Erstellen von Tests</w:t>
+            </w:r>
+          </w:p>
+        </w:tc>
+        <w:tc>
+          <w:tcPr>
+            <w:tcW w:w="661" w:type="dxa"/>
+          </w:tcPr>
+          <w:p>
+            <w:r>
+              <w:t>6h</w:t>
+            </w:r>
+          </w:p>
+        </w:tc>
+        <w:tc>
+          <w:tcPr>
+            <w:tcW w:w="2268" w:type="dxa"/>
+          </w:tcPr>
+          <w:p>
+            <w:r>
+              <w:t>Tag 4</w:t>
+            </w:r>
+          </w:p>
+        </w:tc>
+      </w:tr>
+      <w:tr>
+        <w:tc>
+          <w:tcPr>
+            <w:tcW w:w="3020" w:type="dxa"/>
+          </w:tcPr>
+          <w:p>
+            <w:r>
+              <w:t>Implementierung des Dependency Injection Pattern</w:t>
+            </w:r>
+          </w:p>
+        </w:tc>
+        <w:tc>
+          <w:tcPr>
+            <w:tcW w:w="661" w:type="dxa"/>
+          </w:tcPr>
+          <w:p>
+            <w:r>
+              <w:t xml:space="preserve">2h </w:t>
+            </w:r>
+          </w:p>
+        </w:tc>
+        <w:tc>
+          <w:tcPr>
+            <w:tcW w:w="2268" w:type="dxa"/>
+          </w:tcPr>
+          <w:p>
+            <w:r>
+              <w:t>Tag 4</w:t>
+            </w:r>
+          </w:p>
+        </w:tc>
+      </w:tr>
+      <w:tr>
+        <w:tc>
+          <w:tcPr>
+            <w:tcW w:w="3020" w:type="dxa"/>
+          </w:tcPr>
+          <w:p>
+            <w:r>
+              <w:t xml:space="preserve">Autorisation System  </w:t>
+            </w:r>
+          </w:p>
+        </w:tc>
+        <w:tc>
+          <w:tcPr>
+            <w:tcW w:w="661" w:type="dxa"/>
+          </w:tcPr>
+          <w:p>
+            <w:r>
+              <w:t xml:space="preserve">4h </w:t>
+            </w:r>
+          </w:p>
+        </w:tc>
+        <w:tc>
+          <w:tcPr>
+            <w:tcW w:w="2268" w:type="dxa"/>
+          </w:tcPr>
+          <w:p>
+            <w:r>
+              <w:t>Tag 5</w:t>
+            </w:r>
+          </w:p>
+        </w:tc>
+      </w:tr>
+      <w:tr>
+        <w:tc>
+          <w:tcPr>
+            <w:tcW w:w="3020" w:type="dxa"/>
+          </w:tcPr>
+          <w:p>
+            <w:r>
+              <w:t xml:space="preserve">EF-Core Implementation </w:t>
+            </w:r>
+          </w:p>
+        </w:tc>
+        <w:tc>
+          <w:tcPr>
+            <w:tcW w:w="661" w:type="dxa"/>
+          </w:tcPr>
+          <w:p>
+            <w:r>
+              <w:t>2h</w:t>
+            </w:r>
+          </w:p>
+        </w:tc>
+        <w:tc>
+          <w:tcPr>
+            <w:tcW w:w="2268" w:type="dxa"/>
+          </w:tcPr>
+          <w:p>
+            <w:r>
+              <w:t>Tag 5</w:t>
+            </w:r>
+          </w:p>
+        </w:tc>
+      </w:tr>
+      <w:tr>
+        <w:tc>
+          <w:tcPr>
+            <w:tcW w:w="3020" w:type="dxa"/>
+          </w:tcPr>
+          <w:p>
+            <w:r>
+              <w:t>Log Linter &amp; API</w:t>
+            </w:r>
+          </w:p>
+        </w:tc>
+        <w:tc>
+          <w:tcPr>
+            <w:tcW w:w="661" w:type="dxa"/>
+          </w:tcPr>
+          <w:p>
+            <w:r>
+              <w:t>6h</w:t>
+            </w:r>
+          </w:p>
+        </w:tc>
+        <w:tc>
+          <w:tcPr>
+            <w:tcW w:w="2268" w:type="dxa"/>
+          </w:tcPr>
+          <w:p>
+            <w:r>
+              <w:t>Tag 5, Tag 6</w:t>
+            </w:r>
+          </w:p>
+        </w:tc>
+      </w:tr>
+      <w:tr>
+        <w:tc>
+          <w:tcPr>
+            <w:tcW w:w="3020" w:type="dxa"/>
+          </w:tcPr>
+          <w:p>
+            <w:r>
+              <w:t xml:space="preserve">Zusätzliche Dokumentation </w:t>
+            </w:r>
+          </w:p>
+        </w:tc>
+        <w:tc>
+          <w:tcPr>
+            <w:tcW w:w="661" w:type="dxa"/>
+          </w:tcPr>
+          <w:p>
+            <w:r>
+              <w:t xml:space="preserve">2h </w:t>
+            </w:r>
+          </w:p>
+        </w:tc>
+        <w:tc>
+          <w:tcPr>
+            <w:tcW w:w="2268" w:type="dxa"/>
+          </w:tcPr>
+          <w:p>
+            <w:r>
+              <w:t>-------</w:t>
+            </w:r>
+          </w:p>
+        </w:tc>
+      </w:tr>
+      <w:tr>
+        <w:tc>
+          <w:tcPr>
+            <w:tcW w:w="3020" w:type="dxa"/>
+          </w:tcPr>
+          <w:p>
+            <w:r>
+              <w:t>Reserve</w:t>
+            </w:r>
+          </w:p>
+        </w:tc>
+        <w:tc>
+          <w:tcPr>
+            <w:tcW w:w="661" w:type="dxa"/>
+          </w:tcPr>
+          <w:p>
+            <w:r>
+              <w:t>8h</w:t>
+            </w:r>
+          </w:p>
+        </w:tc>
+        <w:tc>
+          <w:tcPr>
+            <w:tcW w:w="2268" w:type="dxa"/>
+          </w:tcPr>
+          <w:p>
+            <w:r>
+              <w:t>-------</w:t>
+            </w:r>
+          </w:p>
+        </w:tc>
+      </w:tr>
+    </w:tbl>
+    <w:p>
+      <w:pPr>
+        <w:rPr>
+          <w:b/>
+          <w:bCs/>
+        </w:rPr>
+      </w:pPr>
+    </w:p>
+    <w:tbl>
+      <w:tblPr>
+        <w:tblStyle w:val="Tabellenraster"/>
+        <w:tblW w:w="0" w:type="auto"/>
+        <w:tblLook w:val="04A0" w:firstRow="1" w:lastRow="0" w:firstColumn="1" w:lastColumn="0" w:noHBand="0" w:noVBand="1"/>
+      </w:tblPr>
+      <w:tblGrid>
+        <w:gridCol w:w="3020"/>
+        <w:gridCol w:w="661"/>
+        <w:gridCol w:w="2268"/>
+      </w:tblGrid>
+      <w:tr>
+        <w:tc>
+          <w:tcPr>
+            <w:tcW w:w="3020" w:type="dxa"/>
+          </w:tcPr>
+          <w:p>
+            <w:pPr>
+              <w:rPr>
+                <w:b/>
+                <w:bCs/>
+              </w:rPr>
+            </w:pPr>
+            <w:r>
+              <w:rPr>
+                <w:b/>
+                <w:bCs/>
+              </w:rPr>
+              <w:t>Logik und UI</w:t>
+            </w:r>
+          </w:p>
+        </w:tc>
+        <w:tc>
+          <w:tcPr>
+            <w:tcW w:w="661" w:type="dxa"/>
+          </w:tcPr>
+          <w:p>
+            <w:pPr>
+              <w:rPr>
+                <w:b/>
+                <w:bCs/>
+              </w:rPr>
+            </w:pPr>
+            <w:r>
+              <w:rPr>
+                <w:b/>
+                <w:bCs/>
+              </w:rPr>
+              <w:t>8h</w:t>
+            </w:r>
+          </w:p>
+        </w:tc>
+        <w:tc>
+          <w:tcPr>
+            <w:tcW w:w="2268" w:type="dxa"/>
+          </w:tcPr>
+          <w:p>
+            <w:pPr>
+              <w:rPr>
+                <w:b/>
+                <w:bCs/>
+              </w:rPr>
+            </w:pPr>
+            <w:r>
+              <w:rPr>
+                <w:b/>
+                <w:bCs/>
+              </w:rPr>
+              <w:t>Tag 7</w:t>
+            </w:r>
+          </w:p>
+        </w:tc>
+      </w:tr>
+      <w:tr>
+        <w:tc>
+          <w:tcPr>
+            <w:tcW w:w="3020" w:type="dxa"/>
+          </w:tcPr>
+          <w:p>
+            <w:r>
+              <w:t xml:space="preserve">Design Umsetzung </w:t>
+            </w:r>
+          </w:p>
+        </w:tc>
+        <w:tc>
+          <w:tcPr>
+            <w:tcW w:w="661" w:type="dxa"/>
+          </w:tcPr>
+          <w:p>
+            <w:r>
+              <w:t>4h</w:t>
+            </w:r>
+          </w:p>
+        </w:tc>
+        <w:tc>
+          <w:tcPr>
+            <w:tcW w:w="2268" w:type="dxa"/>
+          </w:tcPr>
+          <w:p>
+            <w:r>
+              <w:t>Tag 7</w:t>
+            </w:r>
+          </w:p>
+        </w:tc>
+      </w:tr>
+      <w:tr>
+        <w:tc>
+          <w:tcPr>
+            <w:tcW w:w="3020" w:type="dxa"/>
+          </w:tcPr>
+          <w:p>
+            <w:r>
+              <w:t>OpenAPI Implementierung</w:t>
+            </w:r>
+          </w:p>
+        </w:tc>
+        <w:tc>
+          <w:tcPr>
+            <w:tcW w:w="661" w:type="dxa"/>
+          </w:tcPr>
+          <w:p>
+            <w:r>
+              <w:t>2½ h</w:t>
+            </w:r>
+          </w:p>
+        </w:tc>
+        <w:tc>
+          <w:tcPr>
+            <w:tcW w:w="2268" w:type="dxa"/>
+          </w:tcPr>
+          <w:p>
+            <w:r>
+              <w:t>Tag 7</w:t>
+            </w:r>
+          </w:p>
+        </w:tc>
+      </w:tr>
+      <w:tr>
+        <w:tc>
+          <w:tcPr>
+            <w:tcW w:w="3020" w:type="dxa"/>
+          </w:tcPr>
+          <w:p>
+            <w:r>
+              <w:t>Zusätzliche Dokumentation</w:t>
+            </w:r>
+          </w:p>
+        </w:tc>
+        <w:tc>
+          <w:tcPr>
+            <w:tcW w:w="661" w:type="dxa"/>
+          </w:tcPr>
+          <w:p>
+            <w:r>
+              <w:t>½ h</w:t>
+            </w:r>
+          </w:p>
+        </w:tc>
+        <w:tc>
+          <w:tcPr>
+            <w:tcW w:w="2268" w:type="dxa"/>
+          </w:tcPr>
+          <w:p>
+            <w:r>
+              <w:t>-------</w:t>
+            </w:r>
+          </w:p>
+        </w:tc>
+      </w:tr>
+      <w:tr>
+        <w:tc>
+          <w:tcPr>
+            <w:tcW w:w="3020" w:type="dxa"/>
+          </w:tcPr>
+          <w:p>
+            <w:r>
+              <w:t>Reserve</w:t>
+            </w:r>
+          </w:p>
+        </w:tc>
+        <w:tc>
+          <w:tcPr>
+            <w:tcW w:w="661" w:type="dxa"/>
+          </w:tcPr>
+          <w:p>
+            <w:r>
+              <w:t>1h</w:t>
+            </w:r>
+          </w:p>
+        </w:tc>
+        <w:tc>
+          <w:tcPr>
+            <w:tcW w:w="2268" w:type="dxa"/>
+          </w:tcPr>
+          <w:p>
+            <w:r>
+              <w:t>-------</w:t>
+            </w:r>
+          </w:p>
+        </w:tc>
+      </w:tr>
+    </w:tbl>
+    <w:p>
+      <w:pPr>
+        <w:rPr>
+          <w:b/>
+          <w:bCs/>
+        </w:rPr>
+      </w:pPr>
+    </w:p>
+    <w:tbl>
+      <w:tblPr>
+        <w:tblStyle w:val="Tabellenraster"/>
+        <w:tblW w:w="0" w:type="auto"/>
+        <w:tblLook w:val="04A0" w:firstRow="1" w:lastRow="0" w:firstColumn="1" w:lastColumn="0" w:noHBand="0" w:noVBand="1"/>
+      </w:tblPr>
+      <w:tblGrid>
+        <w:gridCol w:w="3020"/>
+        <w:gridCol w:w="661"/>
+        <w:gridCol w:w="2268"/>
+      </w:tblGrid>
+      <w:tr>
+        <w:tc>
+          <w:tcPr>
+            <w:tcW w:w="3020" w:type="dxa"/>
+          </w:tcPr>
+          <w:p>
+            <w:pPr>
+              <w:rPr>
+                <w:b/>
+                <w:bCs/>
+              </w:rPr>
+            </w:pPr>
+            <w:r>
+              <w:rPr>
+                <w:b/>
+                <w:bCs/>
+              </w:rPr>
+              <w:t>Abschluss</w:t>
+            </w:r>
+          </w:p>
+        </w:tc>
+        <w:tc>
+          <w:tcPr>
+            <w:tcW w:w="661" w:type="dxa"/>
+          </w:tcPr>
+          <w:p>
+            <w:pPr>
+              <w:rPr>
+                <w:b/>
+                <w:bCs/>
+              </w:rPr>
+            </w:pPr>
+            <w:r>
+              <w:rPr>
+                <w:b/>
+                <w:bCs/>
+              </w:rPr>
+              <w:t>16h</w:t>
+            </w:r>
+          </w:p>
+        </w:tc>
+        <w:tc>
+          <w:tcPr>
+            <w:tcW w:w="2268" w:type="dxa"/>
+          </w:tcPr>
+          <w:p>
+            <w:pPr>
+              <w:rPr>
+                <w:b/>
+                <w:bCs/>
+              </w:rPr>
+            </w:pPr>
+            <w:r>
+              <w:rPr>
+                <w:b/>
+                <w:bCs/>
+              </w:rPr>
+              <w:t>Von Tag 8 bis 10</w:t>
+            </w:r>
+          </w:p>
+        </w:tc>
+      </w:tr>
+      <w:tr>
+        <w:tc>
+          <w:tcPr>
+            <w:tcW w:w="3020" w:type="dxa"/>
+          </w:tcPr>
+          <w:p>
+            <w:r>
+              <w:t xml:space="preserve">Fehlerbehebung </w:t>
+            </w:r>
+          </w:p>
+        </w:tc>
+        <w:tc>
+          <w:tcPr>
+            <w:tcW w:w="661" w:type="dxa"/>
+          </w:tcPr>
+          <w:p>
+            <w:r>
+              <w:t>3h</w:t>
+            </w:r>
+          </w:p>
+        </w:tc>
+        <w:tc>
+          <w:tcPr>
+            <w:tcW w:w="2268" w:type="dxa"/>
+          </w:tcPr>
+          <w:p>
+            <w:r>
+              <w:t>Tag 8</w:t>
+            </w:r>
+          </w:p>
+        </w:tc>
+      </w:tr>
+      <w:tr>
+        <w:tc>
+          <w:tcPr>
+            <w:tcW w:w="3020" w:type="dxa"/>
+          </w:tcPr>
+          <w:p>
+            <w:r>
+              <w:t>Finalisierung Dokumentation</w:t>
+            </w:r>
+          </w:p>
+        </w:tc>
+        <w:tc>
+          <w:tcPr>
+            <w:tcW w:w="661" w:type="dxa"/>
+          </w:tcPr>
+          <w:p>
+            <w:r>
+              <w:t>7h</w:t>
+            </w:r>
+          </w:p>
+        </w:tc>
+        <w:tc>
+          <w:tcPr>
+            <w:tcW w:w="2268" w:type="dxa"/>
+          </w:tcPr>
+          <w:p>
+            <w:r>
+              <w:t>Tag 8, Tag 9</w:t>
+            </w:r>
+          </w:p>
+        </w:tc>
+      </w:tr>
+      <w:tr>
+        <w:tc>
+          <w:tcPr>
+            <w:tcW w:w="3020" w:type="dxa"/>
+          </w:tcPr>
+          <w:p>
+            <w:r>
+              <w:t xml:space="preserve">Benutzerhandbuch und Abschluss </w:t>
+            </w:r>
+          </w:p>
+        </w:tc>
+        <w:tc>
+          <w:tcPr>
+            <w:tcW w:w="661" w:type="dxa"/>
+          </w:tcPr>
+          <w:p>
+            <w:r>
+              <w:t xml:space="preserve">3h </w:t>
+            </w:r>
+          </w:p>
+        </w:tc>
+        <w:tc>
+          <w:tcPr>
+            <w:tcW w:w="2268" w:type="dxa"/>
+          </w:tcPr>
+          <w:p>
+            <w:r>
+              <w:t>Tag 10</w:t>
+            </w:r>
+          </w:p>
+        </w:tc>
+      </w:tr>
+      <w:tr>
+        <w:tc>
+          <w:tcPr>
+            <w:tcW w:w="3020" w:type="dxa"/>
+          </w:tcPr>
+          <w:p>
+            <w:r>
+              <w:t xml:space="preserve">Zusätzliche Dokumentation </w:t>
+            </w:r>
+          </w:p>
+        </w:tc>
+        <w:tc>
+          <w:tcPr>
+            <w:tcW w:w="661" w:type="dxa"/>
+          </w:tcPr>
+          <w:p>
+            <w:r>
+              <w:t xml:space="preserve">1h </w:t>
+            </w:r>
+          </w:p>
+        </w:tc>
+        <w:tc>
+          <w:tcPr>
+            <w:tcW w:w="2268" w:type="dxa"/>
+          </w:tcPr>
+          <w:p>
+            <w:r>
+              <w:t>------</w:t>
+            </w:r>
+          </w:p>
+        </w:tc>
+      </w:tr>
+      <w:tr>
+        <w:tc>
+          <w:tcPr>
+            <w:tcW w:w="3020" w:type="dxa"/>
+          </w:tcPr>
+          <w:p>
+            <w:r>
+              <w:t>Reserve</w:t>
+            </w:r>
+          </w:p>
+        </w:tc>
+        <w:tc>
+          <w:tcPr>
+            <w:tcW w:w="661" w:type="dxa"/>
+          </w:tcPr>
+          <w:p>
+            <w:r>
+              <w:t>2h</w:t>
+            </w:r>
+          </w:p>
+        </w:tc>
+        <w:tc>
+          <w:tcPr>
+            <w:tcW w:w="2268" w:type="dxa"/>
+          </w:tcPr>
+          <w:p>
+            <w:r>
+              <w:t>-------</w:t>
+            </w:r>
+          </w:p>
+        </w:tc>
+      </w:tr>
+    </w:tbl>
+    <w:p>
+      <w:pPr>
+        <w:contextualSpacing w:val="0"/>
+      </w:pPr>
     </w:p>
     <w:sectPr>
       <w:headerReference w:type="default" r:id="rId9"/>
@@ -1234,7 +2723,7 @@
                               <w:noProof/>
                               <w:szCs w:val="18"/>
                             </w:rPr>
-                            <w:instrText>3</w:instrText>
+                            <w:instrText>5</w:instrText>
                           </w:r>
                           <w:r>
                             <w:rPr>
@@ -1274,7 +2763,7 @@
                               <w:noProof/>
                               <w:szCs w:val="18"/>
                             </w:rPr>
-                            <w:instrText>3</w:instrText>
+                            <w:instrText>4</w:instrText>
                           </w:r>
                           <w:r>
                             <w:rPr>
@@ -1314,7 +2803,7 @@
                               <w:noProof/>
                               <w:szCs w:val="18"/>
                             </w:rPr>
-                            <w:instrText>3</w:instrText>
+                            <w:instrText>5</w:instrText>
                           </w:r>
                           <w:r>
                             <w:rPr>
@@ -1341,7 +2830,7 @@
                               <w:noProof/>
                               <w:szCs w:val="18"/>
                             </w:rPr>
-                            <w:t>3</w:t>
+                            <w:t>4</w:t>
                           </w:r>
                           <w:r>
                             <w:rPr>
@@ -1355,7 +2844,7 @@
                               <w:noProof/>
                               <w:szCs w:val="18"/>
                             </w:rPr>
-                            <w:t>3</w:t>
+                            <w:t>5</w:t>
                           </w:r>
                           <w:r>
                             <w:rPr>
@@ -1437,7 +2926,7 @@
                         <w:noProof/>
                         <w:szCs w:val="18"/>
                       </w:rPr>
-                      <w:instrText>3</w:instrText>
+                      <w:instrText>5</w:instrText>
                     </w:r>
                     <w:r>
                       <w:rPr>
@@ -1477,7 +2966,7 @@
                         <w:noProof/>
                         <w:szCs w:val="18"/>
                       </w:rPr>
-                      <w:instrText>3</w:instrText>
+                      <w:instrText>4</w:instrText>
                     </w:r>
                     <w:r>
                       <w:rPr>
@@ -1517,7 +3006,7 @@
                         <w:noProof/>
                         <w:szCs w:val="18"/>
                       </w:rPr>
-                      <w:instrText>3</w:instrText>
+                      <w:instrText>5</w:instrText>
                     </w:r>
                     <w:r>
                       <w:rPr>
@@ -1544,7 +3033,7 @@
                         <w:noProof/>
                         <w:szCs w:val="18"/>
                       </w:rPr>
-                      <w:t>3</w:t>
+                      <w:t>4</w:t>
                     </w:r>
                     <w:r>
                       <w:rPr>
@@ -1558,7 +3047,7 @@
                         <w:noProof/>
                         <w:szCs w:val="18"/>
                       </w:rPr>
-                      <w:t>3</w:t>
+                      <w:t>5</w:t>
                     </w:r>
                     <w:r>
                       <w:rPr>
@@ -1827,7 +3316,7 @@
                               <w:noProof/>
                               <w:szCs w:val="18"/>
                             </w:rPr>
-                            <w:instrText>3</w:instrText>
+                            <w:instrText>5</w:instrText>
                           </w:r>
                           <w:r>
                             <w:rPr>
@@ -1907,7 +3396,7 @@
                               <w:noProof/>
                               <w:szCs w:val="18"/>
                             </w:rPr>
-                            <w:instrText>3</w:instrText>
+                            <w:instrText>5</w:instrText>
                           </w:r>
                           <w:r>
                             <w:rPr>
@@ -1948,7 +3437,7 @@
                               <w:noProof/>
                               <w:szCs w:val="18"/>
                             </w:rPr>
-                            <w:t>3</w:t>
+                            <w:t>5</w:t>
                           </w:r>
                           <w:r>
                             <w:rPr>
@@ -2030,7 +3519,7 @@
                         <w:noProof/>
                         <w:szCs w:val="18"/>
                       </w:rPr>
-                      <w:instrText>3</w:instrText>
+                      <w:instrText>5</w:instrText>
                     </w:r>
                     <w:r>
                       <w:rPr>
@@ -2110,7 +3599,7 @@
                         <w:noProof/>
                         <w:szCs w:val="18"/>
                       </w:rPr>
-                      <w:instrText>3</w:instrText>
+                      <w:instrText>5</w:instrText>
                     </w:r>
                     <w:r>
                       <w:rPr>
@@ -2151,7 +3640,7 @@
                         <w:noProof/>
                         <w:szCs w:val="18"/>
                       </w:rPr>
-                      <w:t>3</w:t>
+                      <w:t>5</w:t>
                     </w:r>
                     <w:r>
                       <w:rPr>
@@ -2406,39 +3895,7 @@
                             </w:pBdr>
                           </w:pPr>
                           <w:r>
-                            <w:t>[</w:t>
-                          </w:r>
-                          <w:proofErr w:type="spellStart"/>
-                          <w:r>
-                            <w:t>KNr</w:t>
-                          </w:r>
-                          <w:proofErr w:type="spellEnd"/>
-                          <w:r>
-                            <w:t>][</w:t>
-                          </w:r>
-                          <w:proofErr w:type="spellStart"/>
-                          <w:r>
-                            <w:t>KKz</w:t>
-                          </w:r>
-                          <w:proofErr w:type="spellEnd"/>
-                          <w:r>
-                            <w:t>][</w:t>
-                          </w:r>
-                          <w:proofErr w:type="spellStart"/>
-                          <w:r>
-                            <w:t>PNr</w:t>
-                          </w:r>
-                          <w:proofErr w:type="spellEnd"/>
-                          <w:r>
-                            <w:t>][</w:t>
-                          </w:r>
-                          <w:proofErr w:type="spellStart"/>
-                          <w:r>
-                            <w:t>PKz</w:t>
-                          </w:r>
-                          <w:proofErr w:type="spellEnd"/>
-                          <w:r>
-                            <w:t xml:space="preserve">] / </w:t>
+                            <w:t xml:space="preserve">[KNr][KKz][PNr][PKz] / </w:t>
                           </w:r>
                           <w:fldSimple w:instr=" STYLEREF  Titel  \* MERGEFORMAT ">
                             <w:r>
@@ -2489,39 +3946,7 @@
                       </w:pBdr>
                     </w:pPr>
                     <w:r>
-                      <w:t>[</w:t>
-                    </w:r>
-                    <w:proofErr w:type="spellStart"/>
-                    <w:r>
-                      <w:t>KNr</w:t>
-                    </w:r>
-                    <w:proofErr w:type="spellEnd"/>
-                    <w:r>
-                      <w:t>][</w:t>
-                    </w:r>
-                    <w:proofErr w:type="spellStart"/>
-                    <w:r>
-                      <w:t>KKz</w:t>
-                    </w:r>
-                    <w:proofErr w:type="spellEnd"/>
-                    <w:r>
-                      <w:t>][</w:t>
-                    </w:r>
-                    <w:proofErr w:type="spellStart"/>
-                    <w:r>
-                      <w:t>PNr</w:t>
-                    </w:r>
-                    <w:proofErr w:type="spellEnd"/>
-                    <w:r>
-                      <w:t>][</w:t>
-                    </w:r>
-                    <w:proofErr w:type="spellStart"/>
-                    <w:r>
-                      <w:t>PKz</w:t>
-                    </w:r>
-                    <w:proofErr w:type="spellEnd"/>
-                    <w:r>
-                      <w:t xml:space="preserve">] / </w:t>
+                      <w:t xml:space="preserve">[KNr][KKz][PNr][PKz] / </w:t>
                     </w:r>
                     <w:fldSimple w:instr=" STYLEREF  Titel  \* MERGEFORMAT ">
                       <w:r>

--- a/Dokumente/Detailbeschreib/Detailbeschrieb_IPA_Manuel_Schibli.docx
+++ b/Dokumente/Detailbeschreib/Detailbeschrieb_IPA_Manuel_Schibli.docx
@@ -49,7 +49,19 @@
     <w:p/>
     <w:p>
       <w:r>
-        <w:t xml:space="preserve">Ohne eine zentrale Protokollierung ist es schwierig Sicherheitsverletzungen festzustellen und forensische Untersuchungen durchzuführen. </w:t>
+        <w:t>Ohne zentral</w:t>
+      </w:r>
+      <w:r>
+        <w:t>isierte</w:t>
+      </w:r>
+      <w:r>
+        <w:t xml:space="preserve"> </w:t>
+      </w:r>
+      <w:r>
+        <w:t>Logs</w:t>
+      </w:r>
+      <w:r>
+        <w:t xml:space="preserve"> ist es schwierig Sicherheitsverletzungen festzustellen und forensische Untersuchungen durchzuführen. </w:t>
       </w:r>
       <w:r>
         <w:t xml:space="preserve">KMU’S </w:t>
@@ -150,7 +162,13 @@
         <w:t xml:space="preserve"> formatier</w:t>
       </w:r>
       <w:r>
-        <w:t>t Protokolle zu Speichern</w:t>
+        <w:t xml:space="preserve">t </w:t>
+      </w:r>
+      <w:r>
+        <w:t>Logs</w:t>
+      </w:r>
+      <w:r>
+        <w:t xml:space="preserve"> zu Speichern</w:t>
       </w:r>
       <w:r>
         <w:t>.</w:t>
@@ -177,7 +195,13 @@
         <w:t xml:space="preserve"> </w:t>
       </w:r>
       <w:r>
-        <w:t xml:space="preserve">jegliche benötigte Protokollierung, innerhalb weniger Sekunden zu finden, </w:t>
+        <w:t xml:space="preserve">jegliche benötigte </w:t>
+      </w:r>
+      <w:r>
+        <w:t>Logs</w:t>
+      </w:r>
+      <w:r>
+        <w:t xml:space="preserve"> innerhalb weniger Sekunden zu finden, </w:t>
       </w:r>
       <w:r>
         <w:t xml:space="preserve">anstatt manuell </w:t>
@@ -195,6 +219,9 @@
     <w:p>
       <w:pPr>
         <w:pStyle w:val="berschrift2"/>
+        <w:tabs>
+          <w:tab w:val="num" w:pos="737"/>
+        </w:tabs>
         <w:rPr>
           <w:bCs/>
         </w:rPr>
@@ -203,7 +230,13 @@
         <w:rPr>
           <w:bCs/>
         </w:rPr>
-        <w:t>Erfassung der Protokolle</w:t>
+        <w:t xml:space="preserve">Erfassung der </w:t>
+      </w:r>
+      <w:r>
+        <w:rPr>
+          <w:bCs/>
+        </w:rPr>
+        <w:t>Logs</w:t>
       </w:r>
     </w:p>
     <w:p>
@@ -214,7 +247,10 @@
         <w:t xml:space="preserve">der </w:t>
       </w:r>
       <w:r>
-        <w:t>Protokolle von Systemen wird mittels einer</w:t>
+        <w:t>Logs</w:t>
+      </w:r>
+      <w:r>
+        <w:t xml:space="preserve"> von Systemen wird mittels einer</w:t>
       </w:r>
       <w:r>
         <w:t xml:space="preserve"> simplen </w:t>
@@ -244,7 +280,13 @@
         <w:t xml:space="preserve">Systeme kontinuierlich </w:t>
       </w:r>
       <w:r>
-        <w:t>senden ihre Protokolle zur Erfassung</w:t>
+        <w:t xml:space="preserve">senden ihre </w:t>
+      </w:r>
+      <w:r>
+        <w:t>Logs</w:t>
+      </w:r>
+      <w:r>
+        <w:t xml:space="preserve"> zur Erfassung</w:t>
       </w:r>
       <w:r>
         <w:t>)</w:t>
@@ -252,29 +294,15 @@
       <w:r>
         <w:t xml:space="preserve">. </w:t>
       </w:r>
-      <w:r>
-        <w:t>Neue</w:t>
-      </w:r>
-      <w:r>
-        <w:t xml:space="preserve"> Protokolle</w:t>
-      </w:r>
-      <w:r>
-        <w:t xml:space="preserve"> werden automatisch formatiert und </w:t>
-      </w:r>
-      <w:r>
-        <w:t>schliesslich</w:t>
-      </w:r>
-      <w:r>
-        <w:t xml:space="preserve"> in </w:t>
-      </w:r>
-      <w:r>
-        <w:t>der</w:t>
-      </w:r>
-      <w:r>
-        <w:t xml:space="preserve"> Datenbank hinterlegt.</w:t>
-      </w:r>
-      <w:r>
-        <w:t xml:space="preserve"> </w:t>
+    </w:p>
+    <w:p/>
+    <w:p/>
+    <w:p>
+      <w:pPr>
+        <w:contextualSpacing w:val="0"/>
+      </w:pPr>
+      <w:r>
+        <w:br w:type="page"/>
       </w:r>
     </w:p>
     <w:p>
@@ -282,232 +310,259 @@
         <w:pStyle w:val="berschrift2"/>
       </w:pPr>
       <w:r>
-        <w:t xml:space="preserve">Authentisierung </w:t>
+        <w:lastRenderedPageBreak/>
+        <w:t>Benutzeroberfläche</w:t>
+      </w:r>
+      <w:r>
+        <w:t xml:space="preserve"> </w:t>
       </w:r>
     </w:p>
     <w:p>
       <w:r>
-        <w:t xml:space="preserve">Da nur Administratoren Zugriff auf dieses System haben, wird ein simples rollenbasiertes Zugriffsmodell mit Admin als einzige Nutzergruppe definiert. </w:t>
+        <w:t xml:space="preserve">Die Benutzeroberfläche besteht aus einem minimalistischen Dashboard, welches Echtzeit-Einblicke in die </w:t>
+      </w:r>
+      <w:r>
+        <w:t>Log-</w:t>
+      </w:r>
+      <w:r>
+        <w:t xml:space="preserve">Dateien ermöglicht. </w:t>
+      </w:r>
+      <w:r>
+        <w:t>D</w:t>
+      </w:r>
+      <w:r>
+        <w:t>ie</w:t>
+      </w:r>
+      <w:r>
+        <w:t xml:space="preserve"> Bedienung der Anwendung </w:t>
+      </w:r>
+      <w:r>
+        <w:t xml:space="preserve">ist </w:t>
+      </w:r>
+      <w:r>
+        <w:t>Webbasierend</w:t>
+      </w:r>
+      <w:r>
+        <w:t xml:space="preserve"> und </w:t>
+      </w:r>
+      <w:r>
+        <w:t>Metriken wie Gesundheit des Systems, verfügbarer Speicherplatz, Häufigkeit von Fehlern sowie Warnungen werden grafisch via Diagramme visualisiert.</w:t>
+      </w:r>
+      <w:r>
+        <w:t xml:space="preserve"> </w:t>
+      </w:r>
+      <w:r>
+        <w:t>Sowohl die Konfiguration als auch die Installation der Applikation erfolgen ausschlie</w:t>
+      </w:r>
+      <w:r>
+        <w:t>ss</w:t>
+      </w:r>
+      <w:r>
+        <w:t>lich über die Konsole.</w:t>
       </w:r>
     </w:p>
     <w:p>
       <w:pPr>
-        <w:contextualSpacing w:val="0"/>
-      </w:pPr>
-      <w:r>
-        <w:br w:type="page"/>
+        <w:pStyle w:val="berschrift3"/>
+      </w:pPr>
+      <w:r>
+        <w:t xml:space="preserve">Such und </w:t>
+      </w:r>
+      <w:r>
+        <w:t>Filterfunktion</w:t>
       </w:r>
     </w:p>
     <w:p>
-      <w:pPr>
-        <w:pStyle w:val="berschrift2"/>
-      </w:pPr>
-      <w:r>
-        <w:lastRenderedPageBreak/>
-        <w:t>Benutzeroberfläche</w:t>
-      </w:r>
-      <w:r>
-        <w:t xml:space="preserve"> </w:t>
+      <w:r>
+        <w:t xml:space="preserve">Die Suchfunktion ist das Herzstück des Systems und ermöglicht es Administratoren, relevante </w:t>
+      </w:r>
+      <w:r>
+        <w:t>Logs</w:t>
+      </w:r>
+      <w:r>
+        <w:t xml:space="preserve"> innerhalb weniger Sekunden</w:t>
+      </w:r>
+      <w:r>
+        <w:t xml:space="preserve"> mittels </w:t>
+      </w:r>
+      <w:r>
+        <w:t>strukturierter Filterung</w:t>
+      </w:r>
+      <w:r>
+        <w:t xml:space="preserve"> oder Textsuche</w:t>
+      </w:r>
+      <w:r>
+        <w:t xml:space="preserve"> zu finden</w:t>
+      </w:r>
+      <w:r>
+        <w:t xml:space="preserve">. </w:t>
       </w:r>
     </w:p>
     <w:p>
-      <w:r>
-        <w:t xml:space="preserve">Die Benutzeroberfläche besteht aus einem minimalistischen Dashboard, welches Echtzeit-Einblicke in die Protokoll Dateien ermöglicht. </w:t>
-      </w:r>
-      <w:r>
-        <w:t>D</w:t>
-      </w:r>
-      <w:r>
-        <w:t>ie</w:t>
-      </w:r>
-      <w:r>
-        <w:t xml:space="preserve"> Bedienung der Anwendung </w:t>
-      </w:r>
-      <w:r>
-        <w:t xml:space="preserve">ist </w:t>
-      </w:r>
-      <w:r>
-        <w:t>Webbasierend</w:t>
-      </w:r>
-      <w:r>
-        <w:t xml:space="preserve"> und </w:t>
-      </w:r>
-      <w:r>
-        <w:t>Metriken wie Gesundheit des Systems, verfügbarer Speicherplatz, Häufigkeit von Fehlern sowie Warnungen werden grafisch via Diagramme visualisiert.</w:t>
-      </w:r>
-      <w:r>
-        <w:t xml:space="preserve"> </w:t>
-      </w:r>
-      <w:r>
-        <w:t>Sowohl die Konfiguration als auch die Installation der Applikation erfolgen ausschlie</w:t>
-      </w:r>
-      <w:r>
-        <w:t>ss</w:t>
-      </w:r>
-      <w:r>
-        <w:t>lich über die Konsole.</w:t>
+      <w:pPr>
+        <w:pStyle w:val="berschrift3"/>
+      </w:pPr>
+      <w:r>
+        <w:t xml:space="preserve">Authentisierung </w:t>
       </w:r>
     </w:p>
     <w:p>
-      <w:pPr>
-        <w:pStyle w:val="berschrift2"/>
-      </w:pPr>
-      <w:r>
-        <w:t>Automatische Tests</w:t>
+      <w:r>
+        <w:t xml:space="preserve">Nur autorisierte Nutzer </w:t>
+      </w:r>
+      <w:r>
+        <w:t>haben Zugriff</w:t>
+      </w:r>
+      <w:r>
+        <w:t xml:space="preserve"> </w:t>
+      </w:r>
+      <w:r>
+        <w:t xml:space="preserve">auf </w:t>
+      </w:r>
+      <w:r>
+        <w:t xml:space="preserve">dieses Webinterface. </w:t>
+      </w:r>
+      <w:r>
+        <w:t xml:space="preserve">Momentan wird nur eine Gruppe Administratoren benötigt, ein Gruppensystem sollte aber umgesetzt werden, um das Projekt zukunftssicher zu designen. </w:t>
       </w:r>
     </w:p>
     <w:p>
-      <w:r>
-        <w:t>Um die Zuverlässigkeit und Qualität des Systems zu gewährleisten, werden umfassende automatisierte Tests implementiert.</w:t>
-      </w:r>
-      <w:r>
-        <w:t xml:space="preserve"> </w:t>
-      </w:r>
-      <w:r>
-        <w:t xml:space="preserve">Unit-Tests validieren die Korrektheit der </w:t>
-      </w:r>
-      <w:r>
-        <w:t>Formatierungslogik</w:t>
-      </w:r>
-      <w:r>
-        <w:t>. Integrationstests prüfen die End-to-End-Pipeline von der Datenaufnahme über die API bis zur Speicherung und Abfrage. Performance-Tests stellen sicher, dass das System auch unter gro</w:t>
-      </w:r>
-      <w:r>
-        <w:t>ss</w:t>
-      </w:r>
-      <w:r>
-        <w:t>e</w:t>
-      </w:r>
-      <w:r>
-        <w:t>n</w:t>
-      </w:r>
-      <w:r>
-        <w:t xml:space="preserve"> Datenmengen responsiv bleibt.</w:t>
-      </w:r>
-      <w:r>
-        <w:t xml:space="preserve"> </w:t>
-      </w:r>
-      <w:r>
-        <w:t>Die Testfälle sowie deren Ergebnisse sind zu dokumentieren.</w:t>
+      <w:pPr>
+        <w:pStyle w:val="berschrift2"/>
+      </w:pPr>
+      <w:r>
+        <w:t>Automatische Tests</w:t>
       </w:r>
     </w:p>
     <w:p>
-      <w:pPr>
-        <w:pStyle w:val="berschrift2"/>
-      </w:pPr>
-      <w:r>
-        <w:t>Formatierung</w:t>
+      <w:r>
+        <w:t>Um die Zuverlässigkeit und Qualität des Systems zu gewährleisten, werden umfassende automatisierte Tests implementiert.</w:t>
+      </w:r>
+      <w:r>
+        <w:t xml:space="preserve"> </w:t>
+      </w:r>
+      <w:r>
+        <w:t xml:space="preserve">Unit-Tests validieren die Korrektheit der </w:t>
+      </w:r>
+      <w:r>
+        <w:t>Formatierungslogik</w:t>
+      </w:r>
+      <w:r>
+        <w:t>. Integrationstests prüfen die End-</w:t>
+      </w:r>
+      <w:proofErr w:type="spellStart"/>
+      <w:r>
+        <w:t>to</w:t>
+      </w:r>
+      <w:proofErr w:type="spellEnd"/>
+      <w:r>
+        <w:t>-End-Pipeline von der Datenaufnahme über die API bis zur Speicherung und Abfrage. Performance-Tests stellen sicher, dass das System auch unter gro</w:t>
+      </w:r>
+      <w:r>
+        <w:t>ss</w:t>
+      </w:r>
+      <w:r>
+        <w:t>e</w:t>
+      </w:r>
+      <w:r>
+        <w:t>n</w:t>
+      </w:r>
+      <w:r>
+        <w:t xml:space="preserve"> Datenmengen responsiv bleibt.</w:t>
+      </w:r>
+      <w:r>
+        <w:t xml:space="preserve"> </w:t>
+      </w:r>
+      <w:r>
+        <w:t>Die Testfälle sowie deren Ergebnisse sind zu dokumentieren.</w:t>
       </w:r>
     </w:p>
     <w:p>
-      <w:r>
-        <w:t xml:space="preserve">Formatierung jeglicher </w:t>
-      </w:r>
-      <w:r>
-        <w:t xml:space="preserve">Protokolle </w:t>
-      </w:r>
-      <w:r>
-        <w:t xml:space="preserve">können selbst angepasst </w:t>
-      </w:r>
-      <w:r>
-        <w:t xml:space="preserve">werden. </w:t>
-      </w:r>
-      <w:r>
-        <w:t xml:space="preserve">Nach Standardeinstellung werden </w:t>
-      </w:r>
-      <w:r>
-        <w:t xml:space="preserve">Einträge </w:t>
-      </w:r>
-      <w:r>
-        <w:t xml:space="preserve">bereits </w:t>
-      </w:r>
-      <w:r>
-        <w:t>in ein einheitliches Schema überführt, das Felder</w:t>
-      </w:r>
-      <w:r>
-        <w:t xml:space="preserve"> </w:t>
-      </w:r>
-      <w:r>
-        <w:t xml:space="preserve">wie </w:t>
-      </w:r>
-      <w:r>
-        <w:t>Zeit</w:t>
-      </w:r>
-      <w:r>
-        <w:t xml:space="preserve">, </w:t>
-      </w:r>
-      <w:r>
-        <w:t>Wichtigkeit</w:t>
-      </w:r>
-      <w:r>
-        <w:t xml:space="preserve">, </w:t>
-      </w:r>
-      <w:r>
-        <w:t>Nachricht</w:t>
-      </w:r>
-      <w:r>
-        <w:t xml:space="preserve">, </w:t>
-      </w:r>
-      <w:r>
-        <w:t>Service</w:t>
-      </w:r>
-      <w:r>
-        <w:t xml:space="preserve">, und </w:t>
-      </w:r>
-      <w:r>
-        <w:t>Kontext</w:t>
-      </w:r>
-      <w:r>
-        <w:t xml:space="preserve"> enthält.</w:t>
-      </w:r>
-      <w:r>
-        <w:t xml:space="preserve"> Um ein eigenes Logschema zu erstellen, muss die Autogenerierte JSON-Datei, im Pfad der Installierten Applikation angepasst werden</w:t>
-      </w:r>
-      <w:r>
-        <w:t xml:space="preserve">. </w:t>
-      </w:r>
-      <w:r>
-        <w:t xml:space="preserve">Nach Anpassung und Neustart der Applikation, werden alle bereits vorhanden sowie Eingehenden Protokolle nach Angaben formatiert. </w:t>
+      <w:pPr>
+        <w:pStyle w:val="berschrift2"/>
+      </w:pPr>
+      <w:r>
+        <w:t>Formatierung</w:t>
       </w:r>
     </w:p>
     <w:p>
-      <w:pPr>
-        <w:pStyle w:val="berschrift2"/>
-      </w:pPr>
-      <w:r>
-        <w:t>Such</w:t>
-      </w:r>
-      <w:r>
-        <w:t xml:space="preserve"> und </w:t>
-      </w:r>
-      <w:r>
-        <w:t>Filter</w:t>
-      </w:r>
-      <w:r>
-        <w:t>funktion</w:t>
-      </w:r>
-    </w:p>
-    <w:p>
-      <w:r>
-        <w:t>Die Suchfunktion ist das Herzstück des Systems und ermöglicht es Administratoren, relevante Protokolle innerhalb weniger Sekunden</w:t>
-      </w:r>
-      <w:r>
-        <w:t xml:space="preserve"> mittels </w:t>
-      </w:r>
-      <w:r>
-        <w:t>strukturierter Filterung</w:t>
-      </w:r>
-      <w:r>
-        <w:t xml:space="preserve"> oder Textsuche</w:t>
-      </w:r>
-      <w:r>
-        <w:t xml:space="preserve"> zu finden</w:t>
-      </w:r>
-      <w:r>
-        <w:t>.</w:t>
+      <w:r>
+        <w:t xml:space="preserve">Formatierung jeglicher </w:t>
+      </w:r>
+      <w:r>
+        <w:t>Logs</w:t>
       </w:r>
       <w:r>
         <w:t xml:space="preserve"> </w:t>
+      </w:r>
+      <w:r>
+        <w:t xml:space="preserve">können selbst angepasst </w:t>
+      </w:r>
+      <w:r>
+        <w:t xml:space="preserve">werden. </w:t>
+      </w:r>
+      <w:r>
+        <w:t xml:space="preserve">Nach Standardeinstellung werden </w:t>
+      </w:r>
+      <w:r>
+        <w:t xml:space="preserve">Einträge </w:t>
+      </w:r>
+      <w:r>
+        <w:t xml:space="preserve">bereits </w:t>
+      </w:r>
+      <w:r>
+        <w:t>in ein einheitliches Schema überführt, das Felder</w:t>
+      </w:r>
+      <w:r>
+        <w:t xml:space="preserve"> </w:t>
+      </w:r>
+      <w:r>
+        <w:t xml:space="preserve">wie </w:t>
+      </w:r>
+      <w:r>
+        <w:t>Zeit</w:t>
+      </w:r>
+      <w:r>
+        <w:t xml:space="preserve">, </w:t>
+      </w:r>
+      <w:r>
+        <w:t>Wichtigkeit</w:t>
+      </w:r>
+      <w:r>
+        <w:t xml:space="preserve">, </w:t>
+      </w:r>
+      <w:r>
+        <w:t>Nachricht</w:t>
+      </w:r>
+      <w:r>
+        <w:t xml:space="preserve">, </w:t>
+      </w:r>
+      <w:r>
+        <w:t>Service</w:t>
+      </w:r>
+      <w:r>
+        <w:t xml:space="preserve">, und </w:t>
+      </w:r>
+      <w:r>
+        <w:t>Kontext</w:t>
+      </w:r>
+      <w:r>
+        <w:t xml:space="preserve"> enthält.</w:t>
+      </w:r>
+      <w:r>
+        <w:t xml:space="preserve"> Um ein eigenes Logschema zu erstellen, muss die Autogenerierte JSON-Datei, im Pfad der Installierten Applikation angepasst werden</w:t>
+      </w:r>
+      <w:r>
+        <w:t xml:space="preserve">. </w:t>
+      </w:r>
+      <w:r>
+        <w:t xml:space="preserve">Nach Anpassung und Neustart der Applikation, werden alle bereits vorhanden sowie Eingehenden </w:t>
+      </w:r>
+      <w:r>
+        <w:t>Logs</w:t>
+      </w:r>
+      <w:r>
+        <w:t xml:space="preserve"> nach Angaben formatiert. </w:t>
       </w:r>
     </w:p>
     <w:p/>
@@ -533,7 +588,10 @@
         </w:numPr>
       </w:pPr>
       <w:r>
-        <w:t>Automatische Analyse von Protokollen</w:t>
+        <w:t xml:space="preserve">Automatische Analyse von </w:t>
+      </w:r>
+      <w:r>
+        <w:t>Logs</w:t>
       </w:r>
       <w:r>
         <w:t xml:space="preserve">  </w:t>
@@ -620,6 +678,7 @@
         </w:numPr>
       </w:pPr>
       <w:r>
+        <w:lastRenderedPageBreak/>
         <w:t>Benutzer-Schulung und Support</w:t>
       </w:r>
     </w:p>
@@ -652,7 +711,6 @@
         <w:pStyle w:val="berschrift2"/>
       </w:pPr>
       <w:r>
-        <w:lastRenderedPageBreak/>
         <w:t>Lieferobjekte</w:t>
       </w:r>
     </w:p>
@@ -665,7 +723,15 @@
         </w:numPr>
       </w:pPr>
       <w:r>
-        <w:t xml:space="preserve">GitHub-Monorepository: </w:t>
+        <w:t>GitHub-</w:t>
+      </w:r>
+      <w:proofErr w:type="spellStart"/>
+      <w:r>
+        <w:t>Monorepository</w:t>
+      </w:r>
+      <w:proofErr w:type="spellEnd"/>
+      <w:r>
+        <w:t xml:space="preserve">: </w:t>
       </w:r>
       <w:r>
         <w:t>K</w:t>
@@ -859,7 +925,19 @@
         </w:numPr>
       </w:pPr>
       <w:r>
-        <w:t>Definition von Testzielen, Testobjekten und Testarten (Unit-Tests, Integrationstests, Performance- und Security-Tests)</w:t>
+        <w:t>Definition von Testzielen</w:t>
+      </w:r>
+      <w:r>
+        <w:t xml:space="preserve"> und </w:t>
+      </w:r>
+      <w:r>
+        <w:t>Testobjekten</w:t>
+      </w:r>
+      <w:r>
+        <w:t xml:space="preserve"> </w:t>
+      </w:r>
+      <w:r>
+        <w:t>(Unit-Tests, Integrationstests, Performance- und Security-Tests)</w:t>
       </w:r>
     </w:p>
     <w:p>
@@ -871,13 +949,25 @@
         </w:numPr>
       </w:pPr>
       <w:r>
-        <w:t>Festlegung der Test</w:t>
+        <w:t xml:space="preserve">Festlegung </w:t>
+      </w:r>
+      <w:r>
+        <w:t>für</w:t>
+      </w:r>
+      <w:r>
+        <w:t xml:space="preserve"> Test</w:t>
       </w:r>
       <w:r>
         <w:t>s</w:t>
       </w:r>
       <w:r>
-        <w:t xml:space="preserve"> für kritische Workflows</w:t>
+        <w:t xml:space="preserve"> </w:t>
+      </w:r>
+      <w:r>
+        <w:t>in</w:t>
+      </w:r>
+      <w:r>
+        <w:t xml:space="preserve"> kritische Workflows</w:t>
       </w:r>
     </w:p>
     <w:p>
@@ -1058,8 +1148,13 @@
           <w:numId w:val="40"/>
         </w:numPr>
       </w:pPr>
-      <w:r>
-        <w:t xml:space="preserve">Dependency Injection Logik </w:t>
+      <w:proofErr w:type="spellStart"/>
+      <w:r>
+        <w:t>Dependency</w:t>
+      </w:r>
+      <w:proofErr w:type="spellEnd"/>
+      <w:r>
+        <w:t xml:space="preserve"> Injection Logik </w:t>
       </w:r>
     </w:p>
     <w:p>
@@ -1100,9 +1195,11 @@
           <w:numId w:val="40"/>
         </w:numPr>
       </w:pPr>
+      <w:proofErr w:type="spellStart"/>
       <w:r>
         <w:t>OpenAPI</w:t>
       </w:r>
+      <w:proofErr w:type="spellEnd"/>
       <w:r>
         <w:t>-Bibliothek</w:t>
       </w:r>
@@ -1119,6 +1216,7 @@
         </w:numPr>
       </w:pPr>
       <w:r>
+        <w:lastRenderedPageBreak/>
         <w:t>Erstellen der ORM-Klasse</w:t>
       </w:r>
     </w:p>
@@ -1211,12 +1309,14 @@
         </w:rPr>
         <w:t xml:space="preserve">Backup: GitHub </w:t>
       </w:r>
+      <w:proofErr w:type="spellStart"/>
       <w:r>
         <w:rPr>
           <w:lang w:val="en-GB"/>
         </w:rPr>
         <w:t>Monorepository</w:t>
       </w:r>
+      <w:proofErr w:type="spellEnd"/>
       <w:r>
         <w:rPr>
           <w:lang w:val="en-GB"/>
@@ -1250,7 +1350,39 @@
     </w:p>
     <w:p>
       <w:r>
-        <w:t>Entwicklungsumgebung: Neovim 0.11, Jetbrains RustRover 3.4, Jetbrains Rider 3.3</w:t>
+        <w:t xml:space="preserve">Entwicklungsumgebung: </w:t>
+      </w:r>
+      <w:proofErr w:type="spellStart"/>
+      <w:r>
+        <w:t>Neovim</w:t>
+      </w:r>
+      <w:proofErr w:type="spellEnd"/>
+      <w:r>
+        <w:t xml:space="preserve"> 0.11, </w:t>
+      </w:r>
+      <w:proofErr w:type="spellStart"/>
+      <w:r>
+        <w:t>Jetbrains</w:t>
+      </w:r>
+      <w:proofErr w:type="spellEnd"/>
+      <w:r>
+        <w:t xml:space="preserve"> </w:t>
+      </w:r>
+      <w:proofErr w:type="spellStart"/>
+      <w:r>
+        <w:t>RustRover</w:t>
+      </w:r>
+      <w:proofErr w:type="spellEnd"/>
+      <w:r>
+        <w:t xml:space="preserve"> 3.4, </w:t>
+      </w:r>
+      <w:proofErr w:type="spellStart"/>
+      <w:r>
+        <w:t>Jetbrains</w:t>
+      </w:r>
+      <w:proofErr w:type="spellEnd"/>
+      <w:r>
+        <w:t xml:space="preserve"> Rider 3.3</w:t>
       </w:r>
     </w:p>
     <w:p>
@@ -1372,8 +1504,13 @@
           <w:numId w:val="42"/>
         </w:numPr>
       </w:pPr>
-      <w:r>
-        <w:t>OpenAPI Dokumentation und Implementierung</w:t>
+      <w:proofErr w:type="spellStart"/>
+      <w:r>
+        <w:t>OpenAPI</w:t>
+      </w:r>
+      <w:proofErr w:type="spellEnd"/>
+      <w:r>
+        <w:t xml:space="preserve"> Dokumentation und Implementierung</w:t>
       </w:r>
     </w:p>
     <w:p>
@@ -1911,7 +2048,15 @@
           </w:tcPr>
           <w:p>
             <w:r>
-              <w:t>Implementierung des Dependency Injection Pattern</w:t>
+              <w:t xml:space="preserve">Implementierung des </w:t>
+            </w:r>
+            <w:proofErr w:type="spellStart"/>
+            <w:r>
+              <w:t>Dependency</w:t>
+            </w:r>
+            <w:proofErr w:type="spellEnd"/>
+            <w:r>
+              <w:t xml:space="preserve"> Injection Pattern</w:t>
             </w:r>
           </w:p>
         </w:tc>
@@ -2007,7 +2152,15 @@
           </w:tcPr>
           <w:p>
             <w:r>
-              <w:t>Log Linter &amp; API</w:t>
+              <w:t xml:space="preserve">Log </w:t>
+            </w:r>
+            <w:proofErr w:type="spellStart"/>
+            <w:r>
+              <w:t>Linter</w:t>
+            </w:r>
+            <w:proofErr w:type="spellEnd"/>
+            <w:r>
+              <w:t xml:space="preserve"> &amp; API</w:t>
             </w:r>
           </w:p>
         </w:tc>
@@ -2216,8 +2369,13 @@
             <w:tcW w:w="3020" w:type="dxa"/>
           </w:tcPr>
           <w:p>
+            <w:proofErr w:type="spellStart"/>
             <w:r>
-              <w:t>OpenAPI Implementierung</w:t>
+              <w:t>OpenAPI</w:t>
+            </w:r>
+            <w:proofErr w:type="spellEnd"/>
+            <w:r>
+              <w:t xml:space="preserve"> Implementierung</w:t>
             </w:r>
           </w:p>
         </w:tc>
@@ -2723,7 +2881,7 @@
                               <w:noProof/>
                               <w:szCs w:val="18"/>
                             </w:rPr>
-                            <w:instrText>5</w:instrText>
+                            <w:instrText>6</w:instrText>
                           </w:r>
                           <w:r>
                             <w:rPr>
@@ -2763,7 +2921,7 @@
                               <w:noProof/>
                               <w:szCs w:val="18"/>
                             </w:rPr>
-                            <w:instrText>4</w:instrText>
+                            <w:instrText>2</w:instrText>
                           </w:r>
                           <w:r>
                             <w:rPr>
@@ -2803,7 +2961,7 @@
                               <w:noProof/>
                               <w:szCs w:val="18"/>
                             </w:rPr>
-                            <w:instrText>5</w:instrText>
+                            <w:instrText>6</w:instrText>
                           </w:r>
                           <w:r>
                             <w:rPr>
@@ -2830,7 +2988,7 @@
                               <w:noProof/>
                               <w:szCs w:val="18"/>
                             </w:rPr>
-                            <w:t>4</w:t>
+                            <w:t>2</w:t>
                           </w:r>
                           <w:r>
                             <w:rPr>
@@ -2844,7 +3002,7 @@
                               <w:noProof/>
                               <w:szCs w:val="18"/>
                             </w:rPr>
-                            <w:t>5</w:t>
+                            <w:t>6</w:t>
                           </w:r>
                           <w:r>
                             <w:rPr>
@@ -2926,7 +3084,7 @@
                         <w:noProof/>
                         <w:szCs w:val="18"/>
                       </w:rPr>
-                      <w:instrText>5</w:instrText>
+                      <w:instrText>6</w:instrText>
                     </w:r>
                     <w:r>
                       <w:rPr>
@@ -2966,7 +3124,7 @@
                         <w:noProof/>
                         <w:szCs w:val="18"/>
                       </w:rPr>
-                      <w:instrText>4</w:instrText>
+                      <w:instrText>2</w:instrText>
                     </w:r>
                     <w:r>
                       <w:rPr>
@@ -3006,7 +3164,7 @@
                         <w:noProof/>
                         <w:szCs w:val="18"/>
                       </w:rPr>
-                      <w:instrText>5</w:instrText>
+                      <w:instrText>6</w:instrText>
                     </w:r>
                     <w:r>
                       <w:rPr>
@@ -3033,7 +3191,7 @@
                         <w:noProof/>
                         <w:szCs w:val="18"/>
                       </w:rPr>
-                      <w:t>4</w:t>
+                      <w:t>2</w:t>
                     </w:r>
                     <w:r>
                       <w:rPr>
@@ -3047,7 +3205,7 @@
                         <w:noProof/>
                         <w:szCs w:val="18"/>
                       </w:rPr>
-                      <w:t>5</w:t>
+                      <w:t>6</w:t>
                     </w:r>
                     <w:r>
                       <w:rPr>
@@ -3316,7 +3474,7 @@
                               <w:noProof/>
                               <w:szCs w:val="18"/>
                             </w:rPr>
-                            <w:instrText>5</w:instrText>
+                            <w:instrText>6</w:instrText>
                           </w:r>
                           <w:r>
                             <w:rPr>
@@ -3396,7 +3554,7 @@
                               <w:noProof/>
                               <w:szCs w:val="18"/>
                             </w:rPr>
-                            <w:instrText>5</w:instrText>
+                            <w:instrText>6</w:instrText>
                           </w:r>
                           <w:r>
                             <w:rPr>
@@ -3437,7 +3595,7 @@
                               <w:noProof/>
                               <w:szCs w:val="18"/>
                             </w:rPr>
-                            <w:t>5</w:t>
+                            <w:t>6</w:t>
                           </w:r>
                           <w:r>
                             <w:rPr>
@@ -3519,7 +3677,7 @@
                         <w:noProof/>
                         <w:szCs w:val="18"/>
                       </w:rPr>
-                      <w:instrText>5</w:instrText>
+                      <w:instrText>6</w:instrText>
                     </w:r>
                     <w:r>
                       <w:rPr>
@@ -3599,7 +3757,7 @@
                         <w:noProof/>
                         <w:szCs w:val="18"/>
                       </w:rPr>
-                      <w:instrText>5</w:instrText>
+                      <w:instrText>6</w:instrText>
                     </w:r>
                     <w:r>
                       <w:rPr>
@@ -3640,7 +3798,7 @@
                         <w:noProof/>
                         <w:szCs w:val="18"/>
                       </w:rPr>
-                      <w:t>5</w:t>
+                      <w:t>6</w:t>
                     </w:r>
                     <w:r>
                       <w:rPr>
@@ -3895,7 +4053,39 @@
                             </w:pBdr>
                           </w:pPr>
                           <w:r>
-                            <w:t xml:space="preserve">[KNr][KKz][PNr][PKz] / </w:t>
+                            <w:t>[</w:t>
+                          </w:r>
+                          <w:proofErr w:type="spellStart"/>
+                          <w:r>
+                            <w:t>KNr</w:t>
+                          </w:r>
+                          <w:proofErr w:type="spellEnd"/>
+                          <w:r>
+                            <w:t>][</w:t>
+                          </w:r>
+                          <w:proofErr w:type="spellStart"/>
+                          <w:r>
+                            <w:t>KKz</w:t>
+                          </w:r>
+                          <w:proofErr w:type="spellEnd"/>
+                          <w:r>
+                            <w:t>][</w:t>
+                          </w:r>
+                          <w:proofErr w:type="spellStart"/>
+                          <w:r>
+                            <w:t>PNr</w:t>
+                          </w:r>
+                          <w:proofErr w:type="spellEnd"/>
+                          <w:r>
+                            <w:t>][</w:t>
+                          </w:r>
+                          <w:proofErr w:type="spellStart"/>
+                          <w:r>
+                            <w:t>PKz</w:t>
+                          </w:r>
+                          <w:proofErr w:type="spellEnd"/>
+                          <w:r>
+                            <w:t xml:space="preserve">] / </w:t>
                           </w:r>
                           <w:fldSimple w:instr=" STYLEREF  Titel  \* MERGEFORMAT ">
                             <w:r>
@@ -3946,7 +4136,39 @@
                       </w:pBdr>
                     </w:pPr>
                     <w:r>
-                      <w:t xml:space="preserve">[KNr][KKz][PNr][PKz] / </w:t>
+                      <w:t>[</w:t>
+                    </w:r>
+                    <w:proofErr w:type="spellStart"/>
+                    <w:r>
+                      <w:t>KNr</w:t>
+                    </w:r>
+                    <w:proofErr w:type="spellEnd"/>
+                    <w:r>
+                      <w:t>][</w:t>
+                    </w:r>
+                    <w:proofErr w:type="spellStart"/>
+                    <w:r>
+                      <w:t>KKz</w:t>
+                    </w:r>
+                    <w:proofErr w:type="spellEnd"/>
+                    <w:r>
+                      <w:t>][</w:t>
+                    </w:r>
+                    <w:proofErr w:type="spellStart"/>
+                    <w:r>
+                      <w:t>PNr</w:t>
+                    </w:r>
+                    <w:proofErr w:type="spellEnd"/>
+                    <w:r>
+                      <w:t>][</w:t>
+                    </w:r>
+                    <w:proofErr w:type="spellStart"/>
+                    <w:r>
+                      <w:t>PKz</w:t>
+                    </w:r>
+                    <w:proofErr w:type="spellEnd"/>
+                    <w:r>
+                      <w:t xml:space="preserve">] / </w:t>
                     </w:r>
                     <w:fldSimple w:instr=" STYLEREF  Titel  \* MERGEFORMAT ">
                       <w:r>
@@ -5404,7 +5626,7 @@
   <w:abstractNum w:abstractNumId="20" w15:restartNumberingAfterBreak="0">
     <w:nsid w:val="35006F9D"/>
     <w:multiLevelType w:val="multilevel"/>
-    <w:tmpl w:val="4FD0319C"/>
+    <w:tmpl w:val="C5ECABD8"/>
     <w:lvl w:ilvl="0">
       <w:start w:val="1"/>
       <w:numFmt w:val="decimal"/>
@@ -5451,7 +5673,8 @@
       </w:pPr>
       <w:rPr>
         <w:rFonts w:hint="default"/>
-        <w:b w:val="0"/>
+        <w:b/>
+        <w:bCs/>
         <w:i w:val="0"/>
       </w:rPr>
     </w:lvl>
@@ -8113,6 +8336,9 @@
   </w:num>
   <w:num w:numId="48" w16cid:durableId="63264669">
     <w:abstractNumId w:val="29"/>
+  </w:num>
+  <w:num w:numId="49" w16cid:durableId="1963149288">
+    <w:abstractNumId w:val="20"/>
   </w:num>
 </w:numbering>
 </file>
@@ -8562,9 +8788,6 @@
         <w:ilvl w:val="1"/>
         <w:numId w:val="28"/>
       </w:numPr>
-      <w:tabs>
-        <w:tab w:val="num" w:pos="737"/>
-      </w:tabs>
       <w:spacing w:before="600" w:after="200" w:line="240" w:lineRule="auto"/>
       <w:outlineLvl w:val="1"/>
     </w:pPr>
@@ -8583,7 +8806,7 @@
     <w:uiPriority w:val="9"/>
     <w:unhideWhenUsed/>
     <w:qFormat/>
-    <w:rsid w:val="00643CC7"/>
+    <w:rsid w:val="00D90670"/>
     <w:pPr>
       <w:keepNext/>
       <w:keepLines/>
@@ -8596,7 +8819,7 @@
     </w:pPr>
     <w:rPr>
       <w:rFonts w:eastAsiaTheme="majorEastAsia" w:cstheme="majorBidi"/>
-      <w:i/>
+      <w:b/>
       <w:sz w:val="22"/>
       <w:szCs w:val="24"/>
     </w:rPr>
@@ -8855,10 +9078,10 @@
     <w:basedOn w:val="Absatz-Standardschriftart"/>
     <w:link w:val="berschrift3"/>
     <w:uiPriority w:val="9"/>
-    <w:rsid w:val="00643CC7"/>
+    <w:rsid w:val="00D90670"/>
     <w:rPr>
       <w:rFonts w:eastAsiaTheme="majorEastAsia" w:cstheme="majorBidi"/>
-      <w:i/>
+      <w:b/>
       <w:sz w:val="22"/>
       <w:szCs w:val="24"/>
     </w:rPr>
